--- a/src/assets/iess/opi/opi-indiv-natural.docx
+++ b/src/assets/iess/opi/opi-indiv-natural.docx
@@ -33,19 +33,32 @@
           <w:bCs/>
           <w:color w:val="0070C0"/>
         </w:rPr>
-        <w:t>{</w:t>
-      </w:r>
-      <w:proofErr w:type="spellStart"/>
-      <w:r>
-        <w:rPr>
-          <w:rFonts w:ascii="Times New Roman" w:hAnsi="Times New Roman"/>
-          <w:b/>
-          <w:bCs/>
-          <w:color w:val="0070C0"/>
-        </w:rPr>
-        <w:t>fechaProvidencia</w:t>
-      </w:r>
-      <w:proofErr w:type="spellEnd"/>
+        <w:t>{fechaProvidencia}</w:t>
+      </w:r>
+      <w:r>
+        <w:rPr>
+          <w:rFonts w:ascii="Times New Roman" w:hAnsi="Times New Roman"/>
+        </w:rPr>
+        <w:t>,</w:t>
+      </w:r>
+      <w:bookmarkEnd w:id="0"/>
+      <w:r>
+        <w:rPr>
+          <w:rFonts w:ascii="Times New Roman" w:hAnsi="Times New Roman"/>
+        </w:rPr>
+        <w:t xml:space="preserve"> siendo las </w:t>
+      </w:r>
+      <w:bookmarkStart w:id="1" w:name="_Hlk214356872"/>
+      <w:r>
+        <w:rPr>
+          <w:rFonts w:ascii="Times New Roman" w:hAnsi="Times New Roman"/>
+          <w:b/>
+          <w:bCs/>
+          <w:color w:val="0070C0"/>
+        </w:rPr>
+        <w:t>{horaProvidencia</w:t>
+      </w:r>
+      <w:bookmarkEnd w:id="1"/>
       <w:r>
         <w:rPr>
           <w:rFonts w:ascii="Times New Roman" w:hAnsi="Times New Roman"/>
@@ -59,50 +72,6 @@
         <w:rPr>
           <w:rFonts w:ascii="Times New Roman" w:hAnsi="Times New Roman"/>
         </w:rPr>
-        <w:t>,</w:t>
-      </w:r>
-      <w:bookmarkEnd w:id="0"/>
-      <w:r>
-        <w:rPr>
-          <w:rFonts w:ascii="Times New Roman" w:hAnsi="Times New Roman"/>
-        </w:rPr>
-        <w:t xml:space="preserve"> siendo las </w:t>
-      </w:r>
-      <w:bookmarkStart w:id="1" w:name="_Hlk214356872"/>
-      <w:r>
-        <w:rPr>
-          <w:rFonts w:ascii="Times New Roman" w:hAnsi="Times New Roman"/>
-          <w:b/>
-          <w:bCs/>
-          <w:color w:val="0070C0"/>
-        </w:rPr>
-        <w:t>{</w:t>
-      </w:r>
-      <w:proofErr w:type="spellStart"/>
-      <w:r>
-        <w:rPr>
-          <w:rFonts w:ascii="Times New Roman" w:hAnsi="Times New Roman"/>
-          <w:b/>
-          <w:bCs/>
-          <w:color w:val="0070C0"/>
-        </w:rPr>
-        <w:t>horaProvidencia</w:t>
-      </w:r>
-      <w:bookmarkEnd w:id="1"/>
-      <w:proofErr w:type="spellEnd"/>
-      <w:r>
-        <w:rPr>
-          <w:rFonts w:ascii="Times New Roman" w:hAnsi="Times New Roman"/>
-          <w:b/>
-          <w:bCs/>
-          <w:color w:val="0070C0"/>
-        </w:rPr>
-        <w:t>}</w:t>
-      </w:r>
-      <w:r>
-        <w:rPr>
-          <w:rFonts w:ascii="Times New Roman" w:hAnsi="Times New Roman"/>
-        </w:rPr>
         <w:t xml:space="preserve">. - </w:t>
       </w:r>
       <w:r>
@@ -112,19 +81,75 @@
         </w:rPr>
         <w:t xml:space="preserve">VISTOS: </w:t>
       </w:r>
-      <w:proofErr w:type="spellStart"/>
-      <w:r>
-        <w:rPr>
-          <w:rFonts w:ascii="Times New Roman" w:hAnsi="Times New Roman"/>
-        </w:rPr>
-        <w:t>Mgs</w:t>
-      </w:r>
-      <w:proofErr w:type="spellEnd"/>
-      <w:r>
-        <w:rPr>
-          <w:rFonts w:ascii="Times New Roman" w:hAnsi="Times New Roman"/>
-        </w:rPr>
-        <w:t xml:space="preserve">. Johanna Mariela Vásquez Bravo, en mi calidad de Directora Provincial de Pichincha Encargada y Ejecutor de Coactiva de la Dirección Provincial de Pichincha del Instituto Ecuatoriano de Seguridad Social, designado mediante Acción de Personal Nro. SDNGTH-2025-1902-NJS de 15 de octubre de 2025, que rige a partir del 16 de octubre de 2025; y en virtud de lo dispuesto en los artículos 38, literal a) y 288 de la Ley de Seguridad Social, </w:t>
+      <w:bookmarkStart w:id="2" w:name="_Hlk218588164"/>
+      <w:r>
+        <w:rPr>
+          <w:rFonts w:ascii="Times New Roman" w:hAnsi="Times New Roman"/>
+          <w:b/>
+          <w:bCs/>
+        </w:rPr>
+        <w:t>Ing. Benítez Estrella Christian Sebastián</w:t>
+      </w:r>
+      <w:r>
+        <w:rPr>
+          <w:rFonts w:ascii="Times New Roman" w:hAnsi="Times New Roman"/>
+        </w:rPr>
+        <w:t>, en mi calidad de Director Provincial de Pichincha Encargad</w:t>
+      </w:r>
+      <w:r>
+        <w:rPr>
+          <w:rFonts w:ascii="Times New Roman" w:hAnsi="Times New Roman"/>
+        </w:rPr>
+        <w:t>o</w:t>
+      </w:r>
+      <w:r>
+        <w:rPr>
+          <w:rFonts w:ascii="Times New Roman" w:hAnsi="Times New Roman"/>
+        </w:rPr>
+        <w:t xml:space="preserve"> y Ejecutor de Coactiva de la Dirección Provincial de Pichincha del Instituto Ecuatoriano de Seguridad Social, designado mediante Acción de Personal Nro. </w:t>
+      </w:r>
+      <w:r>
+        <w:rPr>
+          <w:rFonts w:ascii="Times New Roman" w:hAnsi="Times New Roman"/>
+          <w:b/>
+          <w:bCs/>
+        </w:rPr>
+        <w:t>SDNGTH-2025-2253-NJS</w:t>
+      </w:r>
+      <w:r>
+        <w:rPr>
+          <w:rFonts w:ascii="Times New Roman" w:hAnsi="Times New Roman"/>
+        </w:rPr>
+        <w:t xml:space="preserve"> de </w:t>
+      </w:r>
+      <w:r>
+        <w:rPr>
+          <w:rFonts w:ascii="Times New Roman" w:hAnsi="Times New Roman"/>
+          <w:b/>
+          <w:bCs/>
+        </w:rPr>
+        <w:t>10 de diciembre de 2025</w:t>
+      </w:r>
+      <w:r>
+        <w:rPr>
+          <w:rFonts w:ascii="Times New Roman" w:hAnsi="Times New Roman"/>
+        </w:rPr>
+        <w:t xml:space="preserve">, que rige a partir del </w:t>
+      </w:r>
+      <w:r>
+        <w:rPr>
+          <w:rFonts w:ascii="Times New Roman" w:hAnsi="Times New Roman"/>
+          <w:b/>
+          <w:bCs/>
+        </w:rPr>
+        <w:t>11 de diciembre de 2025</w:t>
+      </w:r>
+      <w:bookmarkEnd w:id="2"/>
+      <w:r>
+        <w:rPr>
+          <w:rFonts w:ascii="Times New Roman" w:hAnsi="Times New Roman"/>
+        </w:rPr>
+        <w:t xml:space="preserve">; y en virtud de lo dispuesto en los artículos 38, literal a) y 288 de la Ley de Seguridad Social, </w:t>
       </w:r>
       <w:r>
         <w:rPr>
@@ -146,27 +171,7 @@
           <w:bCs/>
           <w:color w:val="0070C0"/>
         </w:rPr>
-        <w:t>{</w:t>
-      </w:r>
-      <w:proofErr w:type="spellStart"/>
-      <w:r>
-        <w:rPr>
-          <w:rFonts w:ascii="Times New Roman" w:hAnsi="Times New Roman"/>
-          <w:b/>
-          <w:bCs/>
-          <w:color w:val="0070C0"/>
-        </w:rPr>
-        <w:t>nroProcedimientoCoactivo</w:t>
-      </w:r>
-      <w:proofErr w:type="spellEnd"/>
-      <w:r>
-        <w:rPr>
-          <w:rFonts w:ascii="Times New Roman" w:hAnsi="Times New Roman"/>
-          <w:b/>
-          <w:bCs/>
-          <w:color w:val="0070C0"/>
-        </w:rPr>
-        <w:t>}</w:t>
+        <w:t>{nroProcedimientoCoactivo}</w:t>
       </w:r>
       <w:r>
         <w:rPr>
@@ -180,25 +185,7 @@
           <w:b/>
           <w:color w:val="0070C0"/>
         </w:rPr>
-        <w:t>{</w:t>
-      </w:r>
-      <w:proofErr w:type="spellStart"/>
-      <w:r>
-        <w:rPr>
-          <w:rFonts w:ascii="Times New Roman" w:hAnsi="Times New Roman"/>
-          <w:b/>
-          <w:color w:val="0070C0"/>
-        </w:rPr>
-        <w:t>razonSocial</w:t>
-      </w:r>
-      <w:proofErr w:type="spellEnd"/>
-      <w:r>
-        <w:rPr>
-          <w:rFonts w:ascii="Times New Roman" w:hAnsi="Times New Roman"/>
-          <w:b/>
-          <w:color w:val="0070C0"/>
-        </w:rPr>
-        <w:t>}</w:t>
+        <w:t>{razonSocial}</w:t>
       </w:r>
       <w:r>
         <w:rPr>
@@ -263,47 +250,13 @@
           <w:bCs/>
           <w:color w:val="0070C0"/>
         </w:rPr>
-        <w:t>{</w:t>
-      </w:r>
-      <w:proofErr w:type="spellStart"/>
-      <w:r>
-        <w:rPr>
-          <w:rFonts w:ascii="Times New Roman" w:hAnsi="Times New Roman"/>
-          <w:b/>
-          <w:bCs/>
-          <w:color w:val="0070C0"/>
-        </w:rPr>
-        <w:t>nroProcedimientoCoactivo</w:t>
-      </w:r>
-      <w:proofErr w:type="spellEnd"/>
-      <w:r>
-        <w:rPr>
-          <w:rFonts w:ascii="Times New Roman" w:hAnsi="Times New Roman"/>
-          <w:b/>
-          <w:bCs/>
-          <w:color w:val="0070C0"/>
-        </w:rPr>
-        <w:t>}</w:t>
-      </w:r>
-      <w:r>
-        <w:rPr>
-          <w:rFonts w:ascii="Aleo ligth" w:hAnsi="Aleo ligth"/>
-        </w:rPr>
-        <w:t xml:space="preserve">, suscrito por el </w:t>
-      </w:r>
-      <w:proofErr w:type="gramStart"/>
-      <w:r>
-        <w:rPr>
-          <w:rFonts w:ascii="Aleo ligth" w:hAnsi="Aleo ligth"/>
-        </w:rPr>
-        <w:t>Director Provincial</w:t>
-      </w:r>
-      <w:proofErr w:type="gramEnd"/>
-      <w:r>
-        <w:rPr>
-          <w:rFonts w:ascii="Aleo ligth" w:hAnsi="Aleo ligth"/>
-        </w:rPr>
-        <w:t xml:space="preserve"> de </w:t>
+        <w:t>{nroProcedimientoCoactivo}</w:t>
+      </w:r>
+      <w:r>
+        <w:rPr>
+          <w:rFonts w:ascii="Aleo ligth" w:hAnsi="Aleo ligth"/>
+        </w:rPr>
+        <w:t xml:space="preserve">, suscrito por el Director Provincial de </w:t>
       </w:r>
       <w:r>
         <w:rPr>
@@ -323,25 +276,7 @@
           <w:b/>
           <w:color w:val="0070C0"/>
         </w:rPr>
-        <w:t>{</w:t>
-      </w:r>
-      <w:proofErr w:type="spellStart"/>
-      <w:r>
-        <w:rPr>
-          <w:rFonts w:ascii="Times New Roman" w:hAnsi="Times New Roman"/>
-          <w:b/>
-          <w:color w:val="0070C0"/>
-        </w:rPr>
-        <w:t>razonSocial</w:t>
-      </w:r>
-      <w:proofErr w:type="spellEnd"/>
-      <w:r>
-        <w:rPr>
-          <w:rFonts w:ascii="Times New Roman" w:hAnsi="Times New Roman"/>
-          <w:b/>
-          <w:color w:val="0070C0"/>
-        </w:rPr>
-        <w:t>}</w:t>
+        <w:t>{razonSocial}</w:t>
       </w:r>
       <w:r>
         <w:rPr>
@@ -410,27 +345,7 @@
           <w:bCs/>
           <w:color w:val="0070C0"/>
         </w:rPr>
-        <w:t>{</w:t>
-      </w:r>
-      <w:proofErr w:type="spellStart"/>
-      <w:r>
-        <w:rPr>
-          <w:rFonts w:ascii="Times New Roman" w:hAnsi="Times New Roman"/>
-          <w:b/>
-          <w:bCs/>
-          <w:color w:val="0070C0"/>
-        </w:rPr>
-        <w:t>valorLetrasCapital</w:t>
-      </w:r>
-      <w:proofErr w:type="spellEnd"/>
-      <w:r>
-        <w:rPr>
-          <w:rFonts w:ascii="Times New Roman" w:hAnsi="Times New Roman"/>
-          <w:b/>
-          <w:bCs/>
-          <w:color w:val="0070C0"/>
-        </w:rPr>
-        <w:t>}</w:t>
+        <w:t>{valorLetrasCapital}</w:t>
       </w:r>
       <w:r>
         <w:rPr>
@@ -563,7 +478,6 @@
         </w:rPr>
         <w:t>{</w:t>
       </w:r>
-      <w:proofErr w:type="spellStart"/>
       <w:r>
         <w:rPr>
           <w:rFonts w:ascii="Times New Roman" w:hAnsi="Times New Roman"/>
@@ -572,7 +486,6 @@
         </w:rPr>
         <w:t>fechanotificacionRPV</w:t>
       </w:r>
-      <w:proofErr w:type="spellEnd"/>
       <w:r>
         <w:rPr>
           <w:rFonts w:ascii="Times New Roman" w:hAnsi="Times New Roman"/>
@@ -608,26 +521,7 @@
           <w:b/>
           <w:color w:val="0070C0"/>
         </w:rPr>
-        <w:t>{</w:t>
-      </w:r>
-      <w:proofErr w:type="spellStart"/>
-      <w:r>
-        <w:rPr>
-          <w:rFonts w:ascii="Times New Roman" w:hAnsi="Times New Roman"/>
-          <w:b/>
-          <w:color w:val="0070C0"/>
-        </w:rPr>
-        <w:t>razonSocial</w:t>
-      </w:r>
-      <w:proofErr w:type="spellEnd"/>
-      <w:proofErr w:type="gramStart"/>
-      <w:r>
-        <w:rPr>
-          <w:rFonts w:ascii="Times New Roman" w:hAnsi="Times New Roman"/>
-          <w:b/>
-          <w:color w:val="0070C0"/>
-        </w:rPr>
-        <w:t>}</w:t>
+        <w:t>{razonSocial}</w:t>
       </w:r>
       <w:r>
         <w:rPr>
@@ -649,15 +543,7 @@
           <w:rFonts w:ascii="Aleo ligth" w:hAnsi="Aleo ligth" w:cstheme="minorHAnsi"/>
           <w:lang w:val="es-MX"/>
         </w:rPr>
-        <w:t xml:space="preserve"> sin</w:t>
-      </w:r>
-      <w:proofErr w:type="gramEnd"/>
-      <w:r>
-        <w:rPr>
-          <w:rFonts w:ascii="Aleo ligth" w:hAnsi="Aleo ligth" w:cstheme="minorHAnsi"/>
-          <w:lang w:val="es-MX"/>
-        </w:rPr>
-        <w:t xml:space="preserve"> que, dentro del término legalmente concedido hayan cancelado las obligaciones pendientes de pago. </w:t>
+        <w:t xml:space="preserve"> sin que, dentro del término legalmente concedido hayan cancelado las obligaciones pendientes de pago. </w:t>
       </w:r>
       <w:r>
         <w:rPr>
@@ -768,42 +654,24 @@
           <w:i/>
           <w:lang w:val="es-MX"/>
         </w:rPr>
-        <w:t xml:space="preserve">“Jurisdicción </w:t>
-      </w:r>
-      <w:proofErr w:type="gramStart"/>
+        <w:t xml:space="preserve">“Jurisdicción coactiva.- </w:t>
+      </w:r>
+      <w:r>
+        <w:rPr>
+          <w:rFonts w:ascii="Aleo ligth" w:hAnsi="Aleo ligth" w:cstheme="minorHAnsi"/>
+          <w:b/>
+          <w:i/>
+          <w:u w:val="single"/>
+          <w:lang w:val="es-MX"/>
+        </w:rPr>
+        <w:t>El Instituto Ecuatoriano de Seguridad Social se halla investido de jurisdicción coactiva para el cobro de aportes, fondos de reserva, descuentos, intereses, multas, responsabilidad patronal, aportaciones obligatorias del Estado, así como para el cobro de créditos y obligaciones a favor de sus empresas</w:t>
+      </w:r>
       <w:r>
         <w:rPr>
           <w:rFonts w:ascii="Aleo ligth" w:hAnsi="Aleo ligth" w:cstheme="minorHAnsi"/>
           <w:i/>
           <w:lang w:val="es-MX"/>
         </w:rPr>
-        <w:t>coactiva.-</w:t>
-      </w:r>
-      <w:proofErr w:type="gramEnd"/>
-      <w:r>
-        <w:rPr>
-          <w:rFonts w:ascii="Aleo ligth" w:hAnsi="Aleo ligth" w:cstheme="minorHAnsi"/>
-          <w:i/>
-          <w:lang w:val="es-MX"/>
-        </w:rPr>
-        <w:t xml:space="preserve"> </w:t>
-      </w:r>
-      <w:r>
-        <w:rPr>
-          <w:rFonts w:ascii="Aleo ligth" w:hAnsi="Aleo ligth" w:cstheme="minorHAnsi"/>
-          <w:b/>
-          <w:i/>
-          <w:u w:val="single"/>
-          <w:lang w:val="es-MX"/>
-        </w:rPr>
-        <w:t>El Instituto Ecuatoriano de Seguridad Social se halla investido de jurisdicción coactiva para el cobro de aportes, fondos de reserva, descuentos, intereses, multas, responsabilidad patronal, aportaciones obligatorias del Estado, así como para el cobro de créditos y obligaciones a favor de sus empresas</w:t>
-      </w:r>
-      <w:r>
-        <w:rPr>
-          <w:rFonts w:ascii="Aleo ligth" w:hAnsi="Aleo ligth" w:cstheme="minorHAnsi"/>
-          <w:i/>
-          <w:lang w:val="es-MX"/>
-        </w:rPr>
         <w:t xml:space="preserve">.”. </w:t>
       </w:r>
       <w:r>
@@ -888,25 +756,7 @@
           <w:b/>
           <w:color w:val="0070C0"/>
         </w:rPr>
-        <w:t>{</w:t>
-      </w:r>
-      <w:proofErr w:type="spellStart"/>
-      <w:r>
-        <w:rPr>
-          <w:rFonts w:ascii="Times New Roman" w:hAnsi="Times New Roman"/>
-          <w:b/>
-          <w:color w:val="0070C0"/>
-        </w:rPr>
-        <w:t>razonSocial</w:t>
-      </w:r>
-      <w:proofErr w:type="spellEnd"/>
-      <w:r>
-        <w:rPr>
-          <w:rFonts w:ascii="Times New Roman" w:hAnsi="Times New Roman"/>
-          <w:b/>
-          <w:color w:val="0070C0"/>
-        </w:rPr>
-        <w:t>}</w:t>
+        <w:t>{razonSocial}</w:t>
       </w:r>
       <w:r>
         <w:rPr>
@@ -990,19 +840,353 @@
           <w:bCs/>
           <w:color w:val="0070C0"/>
         </w:rPr>
+        <w:t>{valorLetrasCapital}</w:t>
+      </w:r>
+      <w:r>
+        <w:rPr>
+          <w:rFonts w:ascii="Times New Roman" w:hAnsi="Times New Roman"/>
+        </w:rPr>
+        <w:t xml:space="preserve"> </w:t>
+      </w:r>
+      <w:r>
+        <w:rPr>
+          <w:rFonts w:ascii="Times New Roman" w:hAnsi="Times New Roman"/>
+          <w:b/>
+          <w:bCs/>
+        </w:rPr>
+        <w:t xml:space="preserve">(USD </w:t>
+      </w:r>
+      <w:r>
+        <w:rPr>
+          <w:rFonts w:ascii="Times New Roman" w:hAnsi="Times New Roman"/>
+          <w:b/>
+          <w:bCs/>
+          <w:color w:val="0070C0"/>
+        </w:rPr>
+        <w:t>{capital}</w:t>
+      </w:r>
+      <w:r>
+        <w:rPr>
+          <w:rFonts w:ascii="Times New Roman" w:hAnsi="Times New Roman"/>
+          <w:b/>
+          <w:bCs/>
+        </w:rPr>
+        <w:t>)</w:t>
+      </w:r>
+      <w:r>
+        <w:rPr>
+          <w:rFonts w:ascii="Times New Roman" w:hAnsi="Times New Roman"/>
+          <w:b/>
+          <w:bCs/>
+        </w:rPr>
+        <w:t xml:space="preserve"> </w:t>
+      </w:r>
+      <w:r>
+        <w:rPr>
+          <w:rFonts w:ascii="Times New Roman" w:hAnsi="Times New Roman" w:cs="Times New Roman"/>
+        </w:rPr>
+        <w:t xml:space="preserve">más los intereses, multas, costas y honorarios profesionales que se calcularán a la fecha de pago, por </w:t>
+      </w:r>
+      <w:r>
+        <w:rPr>
+          <w:rFonts w:ascii="Times New Roman" w:hAnsi="Times New Roman" w:cs="Times New Roman"/>
+        </w:rPr>
+        <w:t>el</w:t>
+      </w:r>
+      <w:r>
+        <w:rPr>
+          <w:rFonts w:ascii="Times New Roman" w:hAnsi="Times New Roman" w:cs="Times New Roman"/>
+        </w:rPr>
+        <w:t xml:space="preserve"> título de crédito antes detallado. </w:t>
+      </w:r>
+      <w:r>
+        <w:rPr>
+          <w:rFonts w:ascii="Times New Roman" w:hAnsi="Times New Roman" w:cs="Times New Roman"/>
+          <w:b/>
+          <w:bCs/>
+        </w:rPr>
+        <w:t>SEGUNDO.</w:t>
+      </w:r>
+      <w:r>
+        <w:rPr>
+          <w:rFonts w:ascii="Times New Roman" w:hAnsi="Times New Roman" w:cs="Times New Roman"/>
+          <w:b/>
+          <w:bCs/>
+        </w:rPr>
+        <w:t xml:space="preserve"> </w:t>
+      </w:r>
+      <w:r>
+        <w:rPr>
+          <w:rFonts w:ascii="Times New Roman" w:hAnsi="Times New Roman" w:cs="Times New Roman"/>
+          <w:b/>
+          <w:bCs/>
+        </w:rPr>
+        <w:t>-</w:t>
+      </w:r>
+      <w:r>
+        <w:rPr>
+          <w:rFonts w:ascii="Times New Roman" w:hAnsi="Times New Roman" w:cs="Times New Roman"/>
+          <w:b/>
+        </w:rPr>
+        <w:t xml:space="preserve"> </w:t>
+      </w:r>
+      <w:r>
+        <w:rPr>
+          <w:rFonts w:ascii="Times New Roman" w:hAnsi="Times New Roman" w:cs="Times New Roman"/>
+          <w:bCs/>
+        </w:rPr>
+        <w:t>Que la parte coactivada</w:t>
+      </w:r>
+      <w:r>
+        <w:rPr>
+          <w:rFonts w:ascii="Times New Roman" w:hAnsi="Times New Roman" w:cs="Times New Roman"/>
+          <w:b/>
+        </w:rPr>
+        <w:t xml:space="preserve"> </w:t>
+      </w:r>
+      <w:r>
+        <w:rPr>
+          <w:rFonts w:ascii="Times New Roman" w:hAnsi="Times New Roman" w:cs="Times New Roman"/>
+          <w:b/>
+          <w:lang w:eastAsia="es-ES_tradnl"/>
+        </w:rPr>
+        <w:t>PAGUE</w:t>
+      </w:r>
+      <w:r>
+        <w:rPr>
+          <w:rFonts w:ascii="Times New Roman" w:hAnsi="Times New Roman" w:cs="Times New Roman"/>
+          <w:lang w:eastAsia="es-ES_tradnl"/>
+        </w:rPr>
+        <w:t xml:space="preserve"> la deuda o dimita bienes dentro del término de </w:t>
+      </w:r>
+      <w:r>
+        <w:rPr>
+          <w:rFonts w:ascii="Times New Roman" w:hAnsi="Times New Roman" w:cs="Times New Roman"/>
+          <w:b/>
+          <w:lang w:eastAsia="es-ES_tradnl"/>
+        </w:rPr>
+        <w:t>TRES DÍAS</w:t>
+      </w:r>
+      <w:r>
+        <w:rPr>
+          <w:rFonts w:ascii="Times New Roman" w:hAnsi="Times New Roman" w:cs="Times New Roman"/>
+          <w:lang w:eastAsia="es-ES_tradnl"/>
+        </w:rPr>
+        <w:t>, contados desde el día siguiente al de la notificación de la presente providencia, apercibiendo a la parte coactivada que, de no hacerlo, se embargarán bienes equivalentes al total de la deuda por el capital, intereses, multas, costas y honorarios profesionales.</w:t>
+      </w:r>
+      <w:r>
+        <w:rPr>
+          <w:rFonts w:ascii="Times New Roman" w:hAnsi="Times New Roman" w:cs="Times New Roman"/>
+        </w:rPr>
+        <w:t xml:space="preserve"> </w:t>
+      </w:r>
+      <w:r>
+        <w:rPr>
+          <w:rFonts w:ascii="Times New Roman" w:hAnsi="Times New Roman" w:cs="Times New Roman"/>
+          <w:b/>
+        </w:rPr>
+        <w:t>TERCERO.</w:t>
+      </w:r>
+      <w:r>
+        <w:rPr>
+          <w:rFonts w:ascii="Times New Roman" w:hAnsi="Times New Roman" w:cs="Times New Roman"/>
+          <w:b/>
+        </w:rPr>
+        <w:t xml:space="preserve"> </w:t>
+      </w:r>
+      <w:r>
+        <w:rPr>
+          <w:rFonts w:ascii="Times New Roman" w:hAnsi="Times New Roman" w:cs="Times New Roman"/>
+          <w:b/>
+        </w:rPr>
+        <w:t>-</w:t>
+      </w:r>
+      <w:r>
+        <w:rPr>
+          <w:rFonts w:ascii="Times New Roman" w:hAnsi="Times New Roman" w:cs="Times New Roman"/>
+          <w:b/>
+        </w:rPr>
+        <w:t xml:space="preserve"> </w:t>
+      </w:r>
+      <w:r>
+        <w:rPr>
+          <w:rFonts w:ascii="Times New Roman" w:eastAsia="Calibri" w:hAnsi="Times New Roman" w:cs="Times New Roman"/>
+        </w:rPr>
+        <w:t xml:space="preserve">Al tenor de lo dispuesto en el artículo 281 del Código Orgánico Administrativo y con el fin de maximizar la eficiencia en la recuperación de los valores adeudados, ordeno la práctica de las siguientes medidas cautelares: </w:t>
+      </w:r>
+      <w:r>
+        <w:rPr>
+          <w:rFonts w:ascii="Times New Roman" w:eastAsia="Calibri" w:hAnsi="Times New Roman" w:cs="Times New Roman"/>
+          <w:b/>
+        </w:rPr>
+        <w:t>3</w:t>
+      </w:r>
+      <w:r>
+        <w:rPr>
+          <w:rFonts w:ascii="Times New Roman" w:eastAsia="Calibri" w:hAnsi="Times New Roman" w:cs="Times New Roman"/>
+          <w:b/>
+        </w:rPr>
+        <w:t>.1)</w:t>
+      </w:r>
+      <w:r>
+        <w:rPr>
+          <w:rFonts w:ascii="Times New Roman" w:eastAsia="Calibri" w:hAnsi="Times New Roman" w:cs="Times New Roman"/>
+        </w:rPr>
+        <w:t xml:space="preserve"> Reténgase los valores que</w:t>
+      </w:r>
+      <w:r>
+        <w:rPr>
+          <w:rFonts w:ascii="Times New Roman" w:eastAsia="Calibri" w:hAnsi="Times New Roman" w:cs="Times New Roman"/>
+        </w:rPr>
+        <w:t xml:space="preserve"> la</w:t>
+      </w:r>
+      <w:r>
+        <w:rPr>
+          <w:rFonts w:ascii="Times New Roman" w:eastAsia="Calibri" w:hAnsi="Times New Roman" w:cs="Times New Roman"/>
+        </w:rPr>
+        <w:t xml:space="preserve"> </w:t>
+      </w:r>
+      <w:bookmarkStart w:id="3" w:name="_Hlk216265158"/>
+      <w:r>
+        <w:rPr>
+          <w:rFonts w:ascii="Times New Roman" w:hAnsi="Times New Roman"/>
+          <w:b/>
+          <w:color w:val="0070C0"/>
+        </w:rPr>
+        <w:t>{razonSocial}</w:t>
+      </w:r>
+      <w:r>
+        <w:rPr>
+          <w:rFonts w:ascii="Aleo ligth" w:hAnsi="Aleo ligth"/>
+        </w:rPr>
+        <w:t xml:space="preserve"> con RUC</w:t>
+      </w:r>
+      <w:r>
+        <w:rPr>
+          <w:rFonts w:ascii="Aleo ligth" w:hAnsi="Aleo ligth"/>
+        </w:rPr>
+        <w:t xml:space="preserve"> </w:t>
+      </w:r>
+      <w:r>
+        <w:rPr>
+          <w:rFonts w:ascii="Times New Roman" w:hAnsi="Times New Roman"/>
+          <w:b/>
+          <w:bCs/>
+          <w:color w:val="0070C0"/>
+        </w:rPr>
+        <w:t>{ruc}</w:t>
+      </w:r>
+      <w:r>
+        <w:rPr>
+          <w:rFonts w:ascii="Aleo ligth" w:hAnsi="Aleo ligth"/>
+        </w:rPr>
+        <w:t xml:space="preserve"> y</w:t>
+      </w:r>
+      <w:r>
+        <w:rPr>
+          <w:rFonts w:ascii="Aleo ligth" w:hAnsi="Aleo ligth"/>
+        </w:rPr>
+        <w:t xml:space="preserve"> con</w:t>
+      </w:r>
+      <w:r>
+        <w:rPr>
+          <w:rFonts w:ascii="Aleo ligth" w:hAnsi="Aleo ligth"/>
+        </w:rPr>
+        <w:t xml:space="preserve"> </w:t>
+      </w:r>
+      <w:r>
+        <w:rPr>
+          <w:rFonts w:ascii="Aleo ligth" w:hAnsi="Aleo ligth"/>
+        </w:rPr>
+        <w:t>C.C.</w:t>
+      </w:r>
+      <w:r>
+        <w:rPr>
+          <w:rFonts w:ascii="Aleo ligth" w:hAnsi="Aleo ligth"/>
+        </w:rPr>
+        <w:t xml:space="preserve"> </w:t>
+      </w:r>
+      <w:r>
+        <w:rPr>
+          <w:rFonts w:ascii="Times New Roman" w:hAnsi="Times New Roman"/>
+          <w:b/>
+          <w:bCs/>
+          <w:color w:val="0070C0"/>
+        </w:rPr>
+        <w:t>{cedula}</w:t>
+      </w:r>
+      <w:bookmarkEnd w:id="3"/>
+      <w:r>
+        <w:rPr>
+          <w:rFonts w:ascii="Times New Roman" w:hAnsi="Times New Roman" w:cs="Times New Roman"/>
+        </w:rPr>
+        <w:t>, mantenga en el sistema financiero nacional, bajo cualquier modalidad,</w:t>
+      </w:r>
+      <w:r>
+        <w:rPr>
+          <w:rFonts w:ascii="Times New Roman" w:hAnsi="Times New Roman" w:cs="Times New Roman"/>
+        </w:rPr>
+        <w:t xml:space="preserve"> hasta por el valor de </w:t>
+      </w:r>
+      <w:r>
+        <w:rPr>
+          <w:rFonts w:ascii="Times New Roman" w:hAnsi="Times New Roman"/>
+          <w:b/>
+          <w:bCs/>
+          <w:color w:val="0070C0"/>
+        </w:rPr>
+        <w:t>{valorLetras</w:t>
+      </w:r>
+      <w:r>
+        <w:rPr>
+          <w:rFonts w:ascii="Times New Roman" w:hAnsi="Times New Roman"/>
+          <w:b/>
+          <w:bCs/>
+          <w:color w:val="0070C0"/>
+        </w:rPr>
+        <w:t>Retencion</w:t>
+      </w:r>
+      <w:r>
+        <w:rPr>
+          <w:rFonts w:ascii="Times New Roman" w:hAnsi="Times New Roman"/>
+          <w:b/>
+          <w:bCs/>
+          <w:color w:val="0070C0"/>
+        </w:rPr>
+        <w:t>}</w:t>
+      </w:r>
+      <w:r>
+        <w:rPr>
+          <w:rFonts w:ascii="Times New Roman" w:hAnsi="Times New Roman"/>
+        </w:rPr>
+        <w:t xml:space="preserve"> </w:t>
+      </w:r>
+      <w:r>
+        <w:rPr>
+          <w:rFonts w:ascii="Times New Roman" w:hAnsi="Times New Roman"/>
+          <w:b/>
+          <w:bCs/>
+        </w:rPr>
+        <w:t xml:space="preserve">(USD </w:t>
+      </w:r>
+      <w:r>
+        <w:rPr>
+          <w:rFonts w:ascii="Times New Roman" w:hAnsi="Times New Roman"/>
+          <w:b/>
+          <w:bCs/>
+          <w:color w:val="0070C0"/>
+        </w:rPr>
         <w:t>{</w:t>
       </w:r>
-      <w:proofErr w:type="spellStart"/>
-      <w:r>
-        <w:rPr>
-          <w:rFonts w:ascii="Times New Roman" w:hAnsi="Times New Roman"/>
-          <w:b/>
-          <w:bCs/>
-          <w:color w:val="0070C0"/>
-        </w:rPr>
-        <w:t>valorLetrasCapital</w:t>
-      </w:r>
-      <w:proofErr w:type="spellEnd"/>
+      <w:r>
+        <w:rPr>
+          <w:rFonts w:ascii="Times New Roman" w:hAnsi="Times New Roman"/>
+          <w:b/>
+          <w:bCs/>
+          <w:color w:val="0070C0"/>
+        </w:rPr>
+        <w:t>valorRetencion</w:t>
+      </w:r>
       <w:r>
         <w:rPr>
           <w:rFonts w:ascii="Times New Roman" w:hAnsi="Times New Roman"/>
@@ -1015,29 +1199,6 @@
       <w:r>
         <w:rPr>
           <w:rFonts w:ascii="Times New Roman" w:hAnsi="Times New Roman"/>
-        </w:rPr>
-        <w:t xml:space="preserve"> </w:t>
-      </w:r>
-      <w:r>
-        <w:rPr>
-          <w:rFonts w:ascii="Times New Roman" w:hAnsi="Times New Roman"/>
-          <w:b/>
-          <w:bCs/>
-        </w:rPr>
-        <w:t xml:space="preserve">(USD </w:t>
-      </w:r>
-      <w:r>
-        <w:rPr>
-          <w:rFonts w:ascii="Times New Roman" w:hAnsi="Times New Roman"/>
-          <w:b/>
-          <w:bCs/>
-          <w:color w:val="0070C0"/>
-        </w:rPr>
-        <w:t>{capital}</w:t>
-      </w:r>
-      <w:r>
-        <w:rPr>
-          <w:rFonts w:ascii="Times New Roman" w:hAnsi="Times New Roman"/>
           <w:b/>
           <w:bCs/>
         </w:rPr>
@@ -1049,140 +1210,52 @@
           <w:b/>
           <w:bCs/>
         </w:rPr>
-        <w:t xml:space="preserve"> </w:t>
-      </w:r>
-      <w:r>
-        <w:rPr>
-          <w:rFonts w:ascii="Times New Roman" w:hAnsi="Times New Roman" w:cs="Times New Roman"/>
-        </w:rPr>
-        <w:t xml:space="preserve">más los intereses, multas, costas y honorarios profesionales que se calcularán a la fecha de pago, por </w:t>
-      </w:r>
-      <w:r>
-        <w:rPr>
-          <w:rFonts w:ascii="Times New Roman" w:hAnsi="Times New Roman" w:cs="Times New Roman"/>
-        </w:rPr>
-        <w:t>el</w:t>
-      </w:r>
-      <w:r>
-        <w:rPr>
-          <w:rFonts w:ascii="Times New Roman" w:hAnsi="Times New Roman" w:cs="Times New Roman"/>
-        </w:rPr>
-        <w:t xml:space="preserve"> título de crédito antes detallado. </w:t>
-      </w:r>
-      <w:r>
-        <w:rPr>
-          <w:rFonts w:ascii="Times New Roman" w:hAnsi="Times New Roman" w:cs="Times New Roman"/>
-          <w:b/>
-          <w:bCs/>
-        </w:rPr>
-        <w:t>SEGUNDO.</w:t>
-      </w:r>
-      <w:r>
-        <w:rPr>
-          <w:rFonts w:ascii="Times New Roman" w:hAnsi="Times New Roman" w:cs="Times New Roman"/>
-          <w:b/>
-          <w:bCs/>
-        </w:rPr>
-        <w:t xml:space="preserve"> </w:t>
-      </w:r>
-      <w:r>
-        <w:rPr>
-          <w:rFonts w:ascii="Times New Roman" w:hAnsi="Times New Roman" w:cs="Times New Roman"/>
-          <w:b/>
-          <w:bCs/>
-        </w:rPr>
-        <w:t>-</w:t>
-      </w:r>
-      <w:r>
-        <w:rPr>
-          <w:rFonts w:ascii="Times New Roman" w:hAnsi="Times New Roman" w:cs="Times New Roman"/>
-          <w:b/>
-        </w:rPr>
-        <w:t xml:space="preserve"> </w:t>
-      </w:r>
-      <w:r>
-        <w:rPr>
-          <w:rFonts w:ascii="Times New Roman" w:hAnsi="Times New Roman" w:cs="Times New Roman"/>
-          <w:bCs/>
-        </w:rPr>
-        <w:t>Que la parte coactivada</w:t>
-      </w:r>
-      <w:r>
-        <w:rPr>
-          <w:rFonts w:ascii="Times New Roman" w:hAnsi="Times New Roman" w:cs="Times New Roman"/>
-          <w:b/>
-        </w:rPr>
-        <w:t xml:space="preserve"> </w:t>
-      </w:r>
-      <w:r>
-        <w:rPr>
-          <w:rFonts w:ascii="Times New Roman" w:hAnsi="Times New Roman" w:cs="Times New Roman"/>
-          <w:b/>
+        <w:t xml:space="preserve">. </w:t>
+      </w:r>
+      <w:r>
+        <w:rPr>
+          <w:rFonts w:ascii="Times New Roman" w:eastAsia="Calibri" w:hAnsi="Times New Roman" w:cs="Times New Roman"/>
+        </w:rPr>
+        <w:t xml:space="preserve">Para cuyo efecto ofíciese a la Superintendencia de la Economía Popular y Solidaria y a la Superintendencia de Bancos, </w:t>
+      </w:r>
+      <w:r>
+        <w:rPr>
+          <w:rFonts w:ascii="Times New Roman" w:hAnsi="Times New Roman" w:cs="Times New Roman"/>
           <w:lang w:eastAsia="es-ES_tradnl"/>
         </w:rPr>
-        <w:t>PAGUE</w:t>
+        <w:t xml:space="preserve">exceptuándose los valores que provengan de pensiones jubilares en cumplimiento de la sentencia de la Corte Constitucional Nro. </w:t>
+      </w:r>
+      <w:r>
+        <w:rPr>
+          <w:rFonts w:ascii="Times New Roman" w:hAnsi="Times New Roman" w:cs="Times New Roman"/>
+        </w:rPr>
+        <w:t>105-10-JP/21</w:t>
       </w:r>
       <w:r>
         <w:rPr>
           <w:rFonts w:ascii="Times New Roman" w:hAnsi="Times New Roman" w:cs="Times New Roman"/>
           <w:lang w:eastAsia="es-ES_tradnl"/>
         </w:rPr>
-        <w:t xml:space="preserve"> la deuda o dimita bienes dentro del término de </w:t>
-      </w:r>
-      <w:r>
-        <w:rPr>
-          <w:rFonts w:ascii="Times New Roman" w:hAnsi="Times New Roman" w:cs="Times New Roman"/>
-          <w:b/>
+        <w:t xml:space="preserve">, mediante la cual se expidió la </w:t>
+      </w:r>
+      <w:r>
+        <w:rPr>
+          <w:rFonts w:ascii="Times New Roman" w:hAnsi="Times New Roman" w:cs="Times New Roman"/>
+        </w:rPr>
+        <w:t>regla jurisprudencial con efectos erga omnes, respecto del embargo y/o retención de la pensión jubilar de sujetos involucrados en procesos coactivos</w:t>
+      </w:r>
+      <w:r>
+        <w:rPr>
+          <w:rFonts w:ascii="Times New Roman" w:hAnsi="Times New Roman" w:cs="Times New Roman"/>
           <w:lang w:eastAsia="es-ES_tradnl"/>
         </w:rPr>
-        <w:t>TRES DÍAS</w:t>
-      </w:r>
-      <w:r>
-        <w:rPr>
-          <w:rFonts w:ascii="Times New Roman" w:hAnsi="Times New Roman" w:cs="Times New Roman"/>
-          <w:lang w:eastAsia="es-ES_tradnl"/>
-        </w:rPr>
-        <w:t>, contados desde el día siguiente al de la notificación de la presente providencia, apercibiendo a la parte coactivada que, de no hacerlo, se embargarán bienes equivalentes al total de la deuda por el capital, intereses, multas, costas y honorarios profesionales.</w:t>
-      </w:r>
-      <w:r>
-        <w:rPr>
-          <w:rFonts w:ascii="Times New Roman" w:hAnsi="Times New Roman" w:cs="Times New Roman"/>
-        </w:rPr>
-        <w:t xml:space="preserve"> </w:t>
-      </w:r>
-      <w:r>
-        <w:rPr>
-          <w:rFonts w:ascii="Times New Roman" w:hAnsi="Times New Roman" w:cs="Times New Roman"/>
-          <w:b/>
-        </w:rPr>
-        <w:t>TERCERO.</w:t>
-      </w:r>
-      <w:r>
-        <w:rPr>
-          <w:rFonts w:ascii="Times New Roman" w:hAnsi="Times New Roman" w:cs="Times New Roman"/>
-          <w:b/>
-        </w:rPr>
-        <w:t xml:space="preserve"> </w:t>
-      </w:r>
-      <w:r>
-        <w:rPr>
-          <w:rFonts w:ascii="Times New Roman" w:hAnsi="Times New Roman" w:cs="Times New Roman"/>
-          <w:b/>
-        </w:rPr>
-        <w:t>-</w:t>
-      </w:r>
-      <w:r>
-        <w:rPr>
-          <w:rFonts w:ascii="Times New Roman" w:hAnsi="Times New Roman" w:cs="Times New Roman"/>
-          <w:b/>
-        </w:rPr>
-        <w:t xml:space="preserve"> </w:t>
-      </w:r>
-      <w:r>
-        <w:rPr>
-          <w:rFonts w:ascii="Times New Roman" w:eastAsia="Calibri" w:hAnsi="Times New Roman" w:cs="Times New Roman"/>
-        </w:rPr>
-        <w:t xml:space="preserve">Al tenor de lo dispuesto en el artículo 281 del Código Orgánico Administrativo y con el fin de maximizar la eficiencia en la recuperación de los valores adeudados, ordeno la práctica de las siguientes medidas cautelares: </w:t>
+        <w:t>; q</w:t>
+      </w:r>
+      <w:r>
+        <w:rPr>
+          <w:rFonts w:ascii="Times New Roman" w:eastAsia="Calibri" w:hAnsi="Times New Roman" w:cs="Times New Roman"/>
+        </w:rPr>
+        <w:t xml:space="preserve">uienes dispondrán a todas las instituciones sujetas a su respectiva vigilancia y control, que procedan a retener el valor ordenado e informar a este funcionario, en el término improrrogable de 72 horas, sobre el cumplimiento de la retención ordenada. Esto, sin perjuicio de que el/la Secretario/a Abogado/a de este procedimiento coactivo, pueda notificar directamente a dichas instituciones; </w:t>
       </w:r>
       <w:r>
         <w:rPr>
@@ -1196,52 +1269,27 @@
           <w:rFonts w:ascii="Times New Roman" w:eastAsia="Calibri" w:hAnsi="Times New Roman" w:cs="Times New Roman"/>
           <w:b/>
         </w:rPr>
-        <w:t>.1)</w:t>
-      </w:r>
-      <w:r>
-        <w:rPr>
-          <w:rFonts w:ascii="Times New Roman" w:eastAsia="Calibri" w:hAnsi="Times New Roman" w:cs="Times New Roman"/>
-        </w:rPr>
-        <w:t xml:space="preserve"> Reténgase los valores que</w:t>
-      </w:r>
-      <w:r>
-        <w:rPr>
-          <w:rFonts w:ascii="Times New Roman" w:eastAsia="Calibri" w:hAnsi="Times New Roman" w:cs="Times New Roman"/>
-        </w:rPr>
-        <w:t xml:space="preserve"> la</w:t>
-      </w:r>
-      <w:r>
-        <w:rPr>
-          <w:rFonts w:ascii="Times New Roman" w:eastAsia="Calibri" w:hAnsi="Times New Roman" w:cs="Times New Roman"/>
-        </w:rPr>
-        <w:t xml:space="preserve"> </w:t>
-      </w:r>
-      <w:bookmarkStart w:id="2" w:name="_Hlk216265158"/>
-      <w:r>
-        <w:rPr>
-          <w:rFonts w:ascii="Times New Roman" w:hAnsi="Times New Roman"/>
-          <w:b/>
-          <w:color w:val="0070C0"/>
-        </w:rPr>
-        <w:t>{</w:t>
-      </w:r>
-      <w:proofErr w:type="spellStart"/>
-      <w:r>
-        <w:rPr>
-          <w:rFonts w:ascii="Times New Roman" w:hAnsi="Times New Roman"/>
-          <w:b/>
-          <w:color w:val="0070C0"/>
-        </w:rPr>
-        <w:t>razonSocial</w:t>
-      </w:r>
-      <w:proofErr w:type="spellEnd"/>
-      <w:r>
-        <w:rPr>
-          <w:rFonts w:ascii="Times New Roman" w:hAnsi="Times New Roman"/>
-          <w:b/>
-          <w:color w:val="0070C0"/>
-        </w:rPr>
-        <w:t>}</w:t>
+        <w:t>.2)</w:t>
+      </w:r>
+      <w:r>
+        <w:rPr>
+          <w:rFonts w:ascii="Times New Roman" w:eastAsia="Calibri" w:hAnsi="Times New Roman" w:cs="Times New Roman"/>
+        </w:rPr>
+        <w:t xml:space="preserve"> Prohíbase toda transferencia de acciones, participaciones, beneficios, dividendos, intereses económicos, derechos fiduciarios, garantías que</w:t>
+      </w:r>
+      <w:r>
+        <w:rPr>
+          <w:rFonts w:ascii="Times New Roman" w:eastAsia="Calibri" w:hAnsi="Times New Roman" w:cs="Times New Roman"/>
+        </w:rPr>
+        <w:t xml:space="preserve"> el  coactivado </w:t>
+      </w:r>
+      <w:r>
+        <w:rPr>
+          <w:rFonts w:ascii="Times New Roman" w:hAnsi="Times New Roman"/>
+          <w:b/>
+          <w:color w:val="0070C0"/>
+        </w:rPr>
+        <w:t>{razonSocial}</w:t>
       </w:r>
       <w:r>
         <w:rPr>
@@ -1266,31 +1314,34 @@
       </w:r>
       <w:r>
         <w:rPr>
-          <w:rFonts w:ascii="Aleo ligth" w:hAnsi="Aleo ligth"/>
-        </w:rPr>
-        <w:t xml:space="preserve"> y</w:t>
-      </w:r>
-      <w:r>
-        <w:rPr>
-          <w:rFonts w:ascii="Aleo ligth" w:hAnsi="Aleo ligth"/>
+          <w:rFonts w:ascii="Times New Roman" w:hAnsi="Times New Roman"/>
+          <w:b/>
+          <w:bCs/>
+          <w:color w:val="0070C0"/>
+        </w:rPr>
+        <w:t xml:space="preserve"> </w:t>
+      </w:r>
+      <w:r>
+        <w:rPr>
+          <w:rFonts w:ascii="Times New Roman" w:hAnsi="Times New Roman"/>
+        </w:rPr>
+        <w:t>y</w:t>
+      </w:r>
+      <w:r>
+        <w:rPr>
+          <w:rFonts w:ascii="Times New Roman" w:hAnsi="Times New Roman"/>
         </w:rPr>
         <w:t xml:space="preserve"> con</w:t>
       </w:r>
       <w:r>
         <w:rPr>
-          <w:rFonts w:ascii="Aleo ligth" w:hAnsi="Aleo ligth"/>
-        </w:rPr>
-        <w:t xml:space="preserve"> </w:t>
-      </w:r>
-      <w:r>
-        <w:rPr>
-          <w:rFonts w:ascii="Aleo ligth" w:hAnsi="Aleo ligth"/>
-        </w:rPr>
-        <w:t>C.C.</w:t>
-      </w:r>
-      <w:r>
-        <w:rPr>
-          <w:rFonts w:ascii="Aleo ligth" w:hAnsi="Aleo ligth"/>
+          <w:rFonts w:ascii="Times New Roman" w:hAnsi="Times New Roman"/>
+        </w:rPr>
+        <w:t xml:space="preserve"> C.C.</w:t>
+      </w:r>
+      <w:r>
+        <w:rPr>
+          <w:rFonts w:ascii="Times New Roman" w:hAnsi="Times New Roman"/>
         </w:rPr>
         <w:t xml:space="preserve"> </w:t>
       </w:r>
@@ -1303,160 +1354,17 @@
         </w:rPr>
         <w:t>{cedula}</w:t>
       </w:r>
-      <w:bookmarkEnd w:id="2"/>
-      <w:r>
-        <w:rPr>
-          <w:rFonts w:ascii="Times New Roman" w:hAnsi="Times New Roman" w:cs="Times New Roman"/>
-        </w:rPr>
-        <w:t>, mantenga en el sistema financiero nacional, bajo cualquier modalidad,</w:t>
-      </w:r>
-      <w:r>
-        <w:rPr>
-          <w:rFonts w:ascii="Times New Roman" w:hAnsi="Times New Roman" w:cs="Times New Roman"/>
-        </w:rPr>
-        <w:t xml:space="preserve"> hasta por el valor de </w:t>
-      </w:r>
-      <w:r>
-        <w:rPr>
-          <w:rFonts w:ascii="Times New Roman" w:hAnsi="Times New Roman"/>
-          <w:b/>
-          <w:bCs/>
-          <w:color w:val="0070C0"/>
-        </w:rPr>
-        <w:t>{</w:t>
-      </w:r>
-      <w:proofErr w:type="spellStart"/>
-      <w:r>
-        <w:rPr>
-          <w:rFonts w:ascii="Times New Roman" w:hAnsi="Times New Roman"/>
-          <w:b/>
-          <w:bCs/>
-          <w:color w:val="0070C0"/>
-        </w:rPr>
-        <w:t>valorLetras</w:t>
-      </w:r>
-      <w:r>
-        <w:rPr>
-          <w:rFonts w:ascii="Times New Roman" w:hAnsi="Times New Roman"/>
-          <w:b/>
-          <w:bCs/>
-          <w:color w:val="0070C0"/>
-        </w:rPr>
-        <w:t>Retencion</w:t>
-      </w:r>
-      <w:proofErr w:type="spellEnd"/>
-      <w:r>
-        <w:rPr>
-          <w:rFonts w:ascii="Times New Roman" w:hAnsi="Times New Roman"/>
-          <w:b/>
-          <w:bCs/>
-          <w:color w:val="0070C0"/>
-        </w:rPr>
-        <w:t>}</w:t>
-      </w:r>
-      <w:r>
-        <w:rPr>
-          <w:rFonts w:ascii="Times New Roman" w:hAnsi="Times New Roman"/>
-        </w:rPr>
-        <w:t xml:space="preserve"> </w:t>
-      </w:r>
-      <w:r>
-        <w:rPr>
-          <w:rFonts w:ascii="Times New Roman" w:hAnsi="Times New Roman"/>
-          <w:b/>
-          <w:bCs/>
-        </w:rPr>
-        <w:t xml:space="preserve">(USD </w:t>
-      </w:r>
-      <w:r>
-        <w:rPr>
-          <w:rFonts w:ascii="Times New Roman" w:hAnsi="Times New Roman"/>
-          <w:b/>
-          <w:bCs/>
-          <w:color w:val="0070C0"/>
-        </w:rPr>
-        <w:t>{</w:t>
-      </w:r>
-      <w:proofErr w:type="spellStart"/>
-      <w:r>
-        <w:rPr>
-          <w:rFonts w:ascii="Times New Roman" w:hAnsi="Times New Roman"/>
-          <w:b/>
-          <w:bCs/>
-          <w:color w:val="0070C0"/>
-        </w:rPr>
-        <w:t>valorRetencion</w:t>
-      </w:r>
-      <w:proofErr w:type="spellEnd"/>
-      <w:r>
-        <w:rPr>
-          <w:rFonts w:ascii="Times New Roman" w:hAnsi="Times New Roman"/>
-          <w:b/>
-          <w:bCs/>
-          <w:color w:val="0070C0"/>
-        </w:rPr>
-        <w:t>}</w:t>
-      </w:r>
-      <w:r>
-        <w:rPr>
-          <w:rFonts w:ascii="Times New Roman" w:hAnsi="Times New Roman"/>
-          <w:b/>
-          <w:bCs/>
-        </w:rPr>
-        <w:t>)</w:t>
-      </w:r>
-      <w:r>
-        <w:rPr>
-          <w:rFonts w:ascii="Times New Roman" w:hAnsi="Times New Roman"/>
-          <w:b/>
-          <w:bCs/>
-        </w:rPr>
-        <w:t xml:space="preserve">. </w:t>
-      </w:r>
-      <w:r>
-        <w:rPr>
-          <w:rFonts w:ascii="Times New Roman" w:eastAsia="Calibri" w:hAnsi="Times New Roman" w:cs="Times New Roman"/>
-        </w:rPr>
-        <w:t xml:space="preserve">Para cuyo efecto ofíciese a la Superintendencia de la Economía Popular y Solidaria y a la Superintendencia de Bancos, </w:t>
-      </w:r>
-      <w:r>
-        <w:rPr>
-          <w:rFonts w:ascii="Times New Roman" w:hAnsi="Times New Roman" w:cs="Times New Roman"/>
-          <w:lang w:eastAsia="es-ES_tradnl"/>
-        </w:rPr>
-        <w:t xml:space="preserve">exceptuándose los valores que provengan de pensiones jubilares en cumplimiento de la sentencia de la Corte Constitucional Nro. </w:t>
-      </w:r>
-      <w:r>
-        <w:rPr>
-          <w:rFonts w:ascii="Times New Roman" w:hAnsi="Times New Roman" w:cs="Times New Roman"/>
-        </w:rPr>
-        <w:t>105-10-JP/21</w:t>
-      </w:r>
-      <w:r>
-        <w:rPr>
-          <w:rFonts w:ascii="Times New Roman" w:hAnsi="Times New Roman" w:cs="Times New Roman"/>
-          <w:lang w:eastAsia="es-ES_tradnl"/>
-        </w:rPr>
-        <w:t xml:space="preserve">, mediante la cual se expidió la </w:t>
-      </w:r>
-      <w:r>
-        <w:rPr>
-          <w:rFonts w:ascii="Times New Roman" w:hAnsi="Times New Roman" w:cs="Times New Roman"/>
-        </w:rPr>
-        <w:t>regla jurisprudencial con efectos erga omnes, respecto del embargo y/o retención de la pensión jubilar de sujetos involucrados en procesos coactivos</w:t>
-      </w:r>
-      <w:r>
-        <w:rPr>
-          <w:rFonts w:ascii="Times New Roman" w:hAnsi="Times New Roman" w:cs="Times New Roman"/>
-          <w:lang w:eastAsia="es-ES_tradnl"/>
-        </w:rPr>
-        <w:t>; q</w:t>
-      </w:r>
-      <w:r>
-        <w:rPr>
-          <w:rFonts w:ascii="Times New Roman" w:eastAsia="Calibri" w:hAnsi="Times New Roman" w:cs="Times New Roman"/>
-        </w:rPr>
-        <w:t xml:space="preserve">uienes dispondrán a todas las instituciones sujetas a su respectiva vigilancia y control, que procedan a retener el valor ordenado e informar a este funcionario, en el término improrrogable de 72 horas, sobre el cumplimiento de la retención ordenada. Esto, sin perjuicio de que el/la Secretario/a Abogado/a de este procedimiento coactivo, pueda notificar directamente a dichas instituciones; </w:t>
+      <w:r>
+        <w:rPr>
+          <w:rFonts w:ascii="Times New Roman" w:hAnsi="Times New Roman" w:cs="Times New Roman"/>
+        </w:rPr>
+        <w:t xml:space="preserve">, </w:t>
+      </w:r>
+      <w:r>
+        <w:rPr>
+          <w:rFonts w:ascii="Times New Roman" w:eastAsia="Calibri" w:hAnsi="Times New Roman" w:cs="Times New Roman"/>
+        </w:rPr>
+        <w:t xml:space="preserve">tuviere como socio, accionista, constituyente, beneficiario, adherente de compañías, fideicomisos o cualquier otro negocio jurídico que fuere, para lo cual ofíciese a la Superintendencia de Compañías, Valores y Seguros. </w:t>
       </w:r>
       <w:r>
         <w:rPr>
@@ -1470,133 +1378,6 @@
           <w:rFonts w:ascii="Times New Roman" w:eastAsia="Calibri" w:hAnsi="Times New Roman" w:cs="Times New Roman"/>
           <w:b/>
         </w:rPr>
-        <w:t>.2)</w:t>
-      </w:r>
-      <w:r>
-        <w:rPr>
-          <w:rFonts w:ascii="Times New Roman" w:eastAsia="Calibri" w:hAnsi="Times New Roman" w:cs="Times New Roman"/>
-        </w:rPr>
-        <w:t xml:space="preserve"> Prohíbase toda transferencia de acciones, participaciones, beneficios, dividendos, intereses económicos, derechos fiduciarios, garantías que</w:t>
-      </w:r>
-      <w:r>
-        <w:rPr>
-          <w:rFonts w:ascii="Times New Roman" w:eastAsia="Calibri" w:hAnsi="Times New Roman" w:cs="Times New Roman"/>
-        </w:rPr>
-        <w:t xml:space="preserve"> el  coactivado </w:t>
-      </w:r>
-      <w:r>
-        <w:rPr>
-          <w:rFonts w:ascii="Times New Roman" w:hAnsi="Times New Roman"/>
-          <w:b/>
-          <w:color w:val="0070C0"/>
-        </w:rPr>
-        <w:t>{</w:t>
-      </w:r>
-      <w:proofErr w:type="spellStart"/>
-      <w:r>
-        <w:rPr>
-          <w:rFonts w:ascii="Times New Roman" w:hAnsi="Times New Roman"/>
-          <w:b/>
-          <w:color w:val="0070C0"/>
-        </w:rPr>
-        <w:t>razonSocial</w:t>
-      </w:r>
-      <w:proofErr w:type="spellEnd"/>
-      <w:r>
-        <w:rPr>
-          <w:rFonts w:ascii="Times New Roman" w:hAnsi="Times New Roman"/>
-          <w:b/>
-          <w:color w:val="0070C0"/>
-        </w:rPr>
-        <w:t>}</w:t>
-      </w:r>
-      <w:r>
-        <w:rPr>
-          <w:rFonts w:ascii="Aleo ligth" w:hAnsi="Aleo ligth"/>
-        </w:rPr>
-        <w:t xml:space="preserve"> con RUC</w:t>
-      </w:r>
-      <w:r>
-        <w:rPr>
-          <w:rFonts w:ascii="Aleo ligth" w:hAnsi="Aleo ligth"/>
-        </w:rPr>
-        <w:t xml:space="preserve"> </w:t>
-      </w:r>
-      <w:r>
-        <w:rPr>
-          <w:rFonts w:ascii="Times New Roman" w:hAnsi="Times New Roman"/>
-          <w:b/>
-          <w:bCs/>
-          <w:color w:val="0070C0"/>
-        </w:rPr>
-        <w:t>{ruc}</w:t>
-      </w:r>
-      <w:r>
-        <w:rPr>
-          <w:rFonts w:ascii="Times New Roman" w:hAnsi="Times New Roman"/>
-          <w:b/>
-          <w:bCs/>
-          <w:color w:val="0070C0"/>
-        </w:rPr>
-        <w:t xml:space="preserve"> </w:t>
-      </w:r>
-      <w:r>
-        <w:rPr>
-          <w:rFonts w:ascii="Times New Roman" w:hAnsi="Times New Roman"/>
-        </w:rPr>
-        <w:t>y</w:t>
-      </w:r>
-      <w:r>
-        <w:rPr>
-          <w:rFonts w:ascii="Times New Roman" w:hAnsi="Times New Roman"/>
-        </w:rPr>
-        <w:t xml:space="preserve"> con</w:t>
-      </w:r>
-      <w:r>
-        <w:rPr>
-          <w:rFonts w:ascii="Times New Roman" w:hAnsi="Times New Roman"/>
-        </w:rPr>
-        <w:t xml:space="preserve"> C.C.</w:t>
-      </w:r>
-      <w:r>
-        <w:rPr>
-          <w:rFonts w:ascii="Times New Roman" w:hAnsi="Times New Roman"/>
-        </w:rPr>
-        <w:t xml:space="preserve"> </w:t>
-      </w:r>
-      <w:r>
-        <w:rPr>
-          <w:rFonts w:ascii="Times New Roman" w:hAnsi="Times New Roman"/>
-          <w:b/>
-          <w:bCs/>
-          <w:color w:val="0070C0"/>
-        </w:rPr>
-        <w:t>{cedula}</w:t>
-      </w:r>
-      <w:r>
-        <w:rPr>
-          <w:rFonts w:ascii="Times New Roman" w:hAnsi="Times New Roman" w:cs="Times New Roman"/>
-        </w:rPr>
-        <w:t xml:space="preserve">, </w:t>
-      </w:r>
-      <w:r>
-        <w:rPr>
-          <w:rFonts w:ascii="Times New Roman" w:eastAsia="Calibri" w:hAnsi="Times New Roman" w:cs="Times New Roman"/>
-        </w:rPr>
-        <w:t xml:space="preserve">tuviere como socio, accionista, constituyente, beneficiario, adherente de compañías, fideicomisos o cualquier otro negocio jurídico que fuere, para lo cual ofíciese a la Superintendencia de Compañías, Valores y Seguros. </w:t>
-      </w:r>
-      <w:r>
-        <w:rPr>
-          <w:rFonts w:ascii="Times New Roman" w:eastAsia="Calibri" w:hAnsi="Times New Roman" w:cs="Times New Roman"/>
-          <w:b/>
-        </w:rPr>
-        <w:t>3</w:t>
-      </w:r>
-      <w:r>
-        <w:rPr>
-          <w:rFonts w:ascii="Times New Roman" w:eastAsia="Calibri" w:hAnsi="Times New Roman" w:cs="Times New Roman"/>
-          <w:b/>
-        </w:rPr>
         <w:t>.3)</w:t>
       </w:r>
       <w:r>
@@ -1623,25 +1404,7 @@
           <w:b/>
           <w:color w:val="0070C0"/>
         </w:rPr>
-        <w:t>{</w:t>
-      </w:r>
-      <w:proofErr w:type="spellStart"/>
-      <w:r>
-        <w:rPr>
-          <w:rFonts w:ascii="Times New Roman" w:hAnsi="Times New Roman"/>
-          <w:b/>
-          <w:color w:val="0070C0"/>
-        </w:rPr>
-        <w:t>razonSocial</w:t>
-      </w:r>
-      <w:proofErr w:type="spellEnd"/>
-      <w:r>
-        <w:rPr>
-          <w:rFonts w:ascii="Times New Roman" w:hAnsi="Times New Roman"/>
-          <w:b/>
-          <w:color w:val="0070C0"/>
-        </w:rPr>
-        <w:t>} con RUC {ruc}</w:t>
+        <w:t>{razonSocial} con RUC {ruc}</w:t>
       </w:r>
       <w:r>
         <w:rPr>
@@ -1766,9 +1529,266 @@
           <w:b/>
           <w:color w:val="0070C0"/>
         </w:rPr>
+        <w:t>{razonSocial}</w:t>
+      </w:r>
+      <w:r>
+        <w:rPr>
+          <w:rFonts w:ascii="Aleo ligth" w:hAnsi="Aleo ligth"/>
+        </w:rPr>
+        <w:t xml:space="preserve"> con RUC</w:t>
+      </w:r>
+      <w:r>
+        <w:rPr>
+          <w:rFonts w:ascii="Aleo ligth" w:hAnsi="Aleo ligth"/>
+        </w:rPr>
+        <w:t xml:space="preserve"> </w:t>
+      </w:r>
+      <w:r>
+        <w:rPr>
+          <w:rFonts w:ascii="Times New Roman" w:hAnsi="Times New Roman"/>
+          <w:b/>
+          <w:bCs/>
+          <w:color w:val="0070C0"/>
+        </w:rPr>
+        <w:t>{ruc}</w:t>
+      </w:r>
+      <w:r>
+        <w:rPr>
+          <w:rFonts w:ascii="Aleo ligth" w:hAnsi="Aleo ligth"/>
+        </w:rPr>
+        <w:t xml:space="preserve"> </w:t>
+      </w:r>
+      <w:r>
+        <w:rPr>
+          <w:rFonts w:ascii="Times New Roman" w:hAnsi="Times New Roman"/>
+        </w:rPr>
+        <w:t>y</w:t>
+      </w:r>
+      <w:r>
+        <w:rPr>
+          <w:rFonts w:ascii="Times New Roman" w:hAnsi="Times New Roman"/>
+        </w:rPr>
+        <w:t xml:space="preserve"> con</w:t>
+      </w:r>
+      <w:r>
+        <w:rPr>
+          <w:rFonts w:ascii="Times New Roman" w:hAnsi="Times New Roman"/>
+        </w:rPr>
+        <w:t xml:space="preserve"> C.C.</w:t>
+      </w:r>
+      <w:r>
+        <w:rPr>
+          <w:rFonts w:ascii="Aleo ligth" w:hAnsi="Aleo ligth"/>
+        </w:rPr>
+        <w:t xml:space="preserve"> </w:t>
+      </w:r>
+      <w:r>
+        <w:rPr>
+          <w:rFonts w:ascii="Times New Roman" w:hAnsi="Times New Roman"/>
+          <w:b/>
+          <w:bCs/>
+          <w:color w:val="0070C0"/>
+        </w:rPr>
+        <w:t>{cedula}</w:t>
+      </w:r>
+      <w:r>
+        <w:rPr>
+          <w:rFonts w:ascii="Times New Roman" w:eastAsia="Calibri" w:hAnsi="Times New Roman" w:cs="Times New Roman"/>
+        </w:rPr>
+        <w:t xml:space="preserve">, tenga por cobrar por concepto de devolución de impuestos, por parte de la Administración Tributaria. </w:t>
+      </w:r>
+      <w:r>
+        <w:rPr>
+          <w:rFonts w:ascii="Times New Roman" w:eastAsia="Calibri" w:hAnsi="Times New Roman" w:cs="Times New Roman"/>
+          <w:b/>
+        </w:rPr>
+        <w:t>3</w:t>
+      </w:r>
+      <w:r>
+        <w:rPr>
+          <w:rFonts w:ascii="Times New Roman" w:eastAsia="Calibri" w:hAnsi="Times New Roman" w:cs="Times New Roman"/>
+          <w:b/>
+        </w:rPr>
+        <w:t>.5.)</w:t>
+      </w:r>
+      <w:r>
+        <w:rPr>
+          <w:rFonts w:ascii="Times New Roman" w:eastAsia="Calibri" w:hAnsi="Times New Roman" w:cs="Times New Roman"/>
+        </w:rPr>
+        <w:t xml:space="preserve"> Ofíciese al Servicio Nacional de Contratación Pública SERCOP para que registre que </w:t>
+      </w:r>
+      <w:r>
+        <w:rPr>
+          <w:rFonts w:ascii="Times New Roman" w:eastAsia="Calibri" w:hAnsi="Times New Roman" w:cs="Times New Roman"/>
+        </w:rPr>
+        <w:t>el</w:t>
+      </w:r>
+      <w:r>
+        <w:rPr>
+          <w:rFonts w:ascii="Times New Roman" w:eastAsia="Calibri" w:hAnsi="Times New Roman" w:cs="Times New Roman"/>
+        </w:rPr>
+        <w:t xml:space="preserve"> coactivado</w:t>
+      </w:r>
+      <w:r>
+        <w:rPr>
+          <w:rFonts w:ascii="Times New Roman" w:eastAsia="Calibri" w:hAnsi="Times New Roman" w:cs="Times New Roman"/>
+        </w:rPr>
+        <w:t>,</w:t>
+      </w:r>
+      <w:r>
+        <w:rPr>
+          <w:rFonts w:ascii="Times New Roman" w:eastAsia="Calibri" w:hAnsi="Times New Roman" w:cs="Times New Roman"/>
+        </w:rPr>
+        <w:t xml:space="preserve"> </w:t>
+      </w:r>
+      <w:r>
+        <w:rPr>
+          <w:rFonts w:ascii="Times New Roman" w:hAnsi="Times New Roman"/>
+          <w:b/>
+          <w:color w:val="0070C0"/>
+        </w:rPr>
+        <w:t>{razonSocial}</w:t>
+      </w:r>
+      <w:r>
+        <w:rPr>
+          <w:rFonts w:ascii="Aleo ligth" w:hAnsi="Aleo ligth"/>
+        </w:rPr>
+        <w:t xml:space="preserve"> con RUC</w:t>
+      </w:r>
+      <w:r>
+        <w:rPr>
+          <w:rFonts w:ascii="Aleo ligth" w:hAnsi="Aleo ligth"/>
+        </w:rPr>
+        <w:t xml:space="preserve"> </w:t>
+      </w:r>
+      <w:r>
+        <w:rPr>
+          <w:rFonts w:ascii="Times New Roman" w:hAnsi="Times New Roman"/>
+          <w:b/>
+          <w:bCs/>
+          <w:color w:val="0070C0"/>
+        </w:rPr>
+        <w:t>{ruc}</w:t>
+      </w:r>
+      <w:r>
+        <w:rPr>
+          <w:rFonts w:ascii="Times New Roman" w:hAnsi="Times New Roman"/>
+          <w:b/>
+          <w:bCs/>
+          <w:color w:val="0070C0"/>
+        </w:rPr>
+        <w:t xml:space="preserve"> </w:t>
+      </w:r>
+      <w:r>
+        <w:rPr>
+          <w:rFonts w:ascii="Times New Roman" w:hAnsi="Times New Roman"/>
+        </w:rPr>
+        <w:t>y</w:t>
+      </w:r>
+      <w:r>
+        <w:rPr>
+          <w:rFonts w:ascii="Times New Roman" w:hAnsi="Times New Roman"/>
+        </w:rPr>
+        <w:t xml:space="preserve"> </w:t>
+      </w:r>
+      <w:r>
+        <w:rPr>
+          <w:rFonts w:ascii="Times New Roman" w:hAnsi="Times New Roman"/>
+        </w:rPr>
+        <w:t xml:space="preserve">con </w:t>
+      </w:r>
+      <w:r>
+        <w:rPr>
+          <w:rFonts w:ascii="Times New Roman" w:hAnsi="Times New Roman"/>
+        </w:rPr>
+        <w:t>C.C.</w:t>
+      </w:r>
+      <w:r>
+        <w:rPr>
+          <w:rFonts w:ascii="Aleo ligth" w:hAnsi="Aleo ligth"/>
+        </w:rPr>
+        <w:t xml:space="preserve"> </w:t>
+      </w:r>
+      <w:r>
+        <w:rPr>
+          <w:rFonts w:ascii="Times New Roman" w:hAnsi="Times New Roman"/>
+          <w:b/>
+          <w:bCs/>
+          <w:color w:val="0070C0"/>
+        </w:rPr>
+        <w:t>{cedula}</w:t>
+      </w:r>
+      <w:r>
+        <w:rPr>
+          <w:rFonts w:ascii="Times New Roman" w:eastAsia="Calibri" w:hAnsi="Times New Roman" w:cs="Times New Roman"/>
+        </w:rPr>
+        <w:t>, como deudor del IESS, se encuentra inhabilitad</w:t>
+      </w:r>
+      <w:r>
+        <w:rPr>
+          <w:rFonts w:ascii="Times New Roman" w:eastAsia="Calibri" w:hAnsi="Times New Roman" w:cs="Times New Roman"/>
+        </w:rPr>
+        <w:t>o</w:t>
+      </w:r>
+      <w:r>
+        <w:rPr>
+          <w:rFonts w:ascii="Times New Roman" w:eastAsia="Calibri" w:hAnsi="Times New Roman" w:cs="Times New Roman"/>
+        </w:rPr>
+        <w:t xml:space="preserve"> para celebrar contratos con las instituciones públicas, tal como manda el numeral 6 del artículo 62 de la Ley Orgánica del Sistema Nacional de Contratación Pública; </w:t>
+      </w:r>
+      <w:r>
+        <w:rPr>
+          <w:rFonts w:ascii="Times New Roman" w:eastAsia="Calibri" w:hAnsi="Times New Roman" w:cs="Times New Roman"/>
+          <w:b/>
+        </w:rPr>
+        <w:t>3</w:t>
+      </w:r>
+      <w:r>
+        <w:rPr>
+          <w:rFonts w:ascii="Times New Roman" w:eastAsia="Calibri" w:hAnsi="Times New Roman" w:cs="Times New Roman"/>
+          <w:b/>
+        </w:rPr>
+        <w:t>.6)</w:t>
+      </w:r>
+      <w:r>
+        <w:rPr>
+          <w:rFonts w:ascii="Times New Roman" w:eastAsia="Calibri" w:hAnsi="Times New Roman" w:cs="Times New Roman"/>
+        </w:rPr>
+        <w:t xml:space="preserve"> Ofíciese al Ministerio de Trabajo poniendo en conocimiento el procedimiento coactivo in</w:t>
+      </w:r>
+      <w:r>
+        <w:rPr>
+          <w:rFonts w:ascii="Times New Roman" w:eastAsia="Calibri" w:hAnsi="Times New Roman" w:cs="Times New Roman"/>
+        </w:rPr>
+        <w:t>i</w:t>
+      </w:r>
+      <w:r>
+        <w:rPr>
+          <w:rFonts w:ascii="Times New Roman" w:eastAsia="Calibri" w:hAnsi="Times New Roman" w:cs="Times New Roman"/>
+        </w:rPr>
+        <w:t>c</w:t>
+      </w:r>
+      <w:r>
+        <w:rPr>
+          <w:rFonts w:ascii="Times New Roman" w:eastAsia="Calibri" w:hAnsi="Times New Roman" w:cs="Times New Roman"/>
+        </w:rPr>
+        <w:t>i</w:t>
+      </w:r>
+      <w:r>
+        <w:rPr>
+          <w:rFonts w:ascii="Times New Roman" w:eastAsia="Calibri" w:hAnsi="Times New Roman" w:cs="Times New Roman"/>
+        </w:rPr>
+        <w:t xml:space="preserve">ado en contra de, </w:t>
+      </w:r>
+      <w:r>
+        <w:rPr>
+          <w:rFonts w:ascii="Times New Roman" w:hAnsi="Times New Roman"/>
+          <w:b/>
+          <w:bCs/>
+          <w:color w:val="0070C0"/>
+        </w:rPr>
         <w:t>{</w:t>
       </w:r>
-      <w:proofErr w:type="spellStart"/>
       <w:r>
         <w:rPr>
           <w:rFonts w:ascii="Times New Roman" w:hAnsi="Times New Roman"/>
@@ -1777,301 +1797,6 @@
         </w:rPr>
         <w:t>razonSocial</w:t>
       </w:r>
-      <w:proofErr w:type="spellEnd"/>
-      <w:r>
-        <w:rPr>
-          <w:rFonts w:ascii="Times New Roman" w:hAnsi="Times New Roman"/>
-          <w:b/>
-          <w:color w:val="0070C0"/>
-        </w:rPr>
-        <w:t>}</w:t>
-      </w:r>
-      <w:r>
-        <w:rPr>
-          <w:rFonts w:ascii="Aleo ligth" w:hAnsi="Aleo ligth"/>
-        </w:rPr>
-        <w:t xml:space="preserve"> con RUC</w:t>
-      </w:r>
-      <w:r>
-        <w:rPr>
-          <w:rFonts w:ascii="Aleo ligth" w:hAnsi="Aleo ligth"/>
-        </w:rPr>
-        <w:t xml:space="preserve"> </w:t>
-      </w:r>
-      <w:r>
-        <w:rPr>
-          <w:rFonts w:ascii="Times New Roman" w:hAnsi="Times New Roman"/>
-          <w:b/>
-          <w:bCs/>
-          <w:color w:val="0070C0"/>
-        </w:rPr>
-        <w:t>{ruc}</w:t>
-      </w:r>
-      <w:r>
-        <w:rPr>
-          <w:rFonts w:ascii="Aleo ligth" w:hAnsi="Aleo ligth"/>
-        </w:rPr>
-        <w:t xml:space="preserve"> </w:t>
-      </w:r>
-      <w:r>
-        <w:rPr>
-          <w:rFonts w:ascii="Times New Roman" w:hAnsi="Times New Roman"/>
-        </w:rPr>
-        <w:t>y</w:t>
-      </w:r>
-      <w:r>
-        <w:rPr>
-          <w:rFonts w:ascii="Times New Roman" w:hAnsi="Times New Roman"/>
-        </w:rPr>
-        <w:t xml:space="preserve"> con</w:t>
-      </w:r>
-      <w:r>
-        <w:rPr>
-          <w:rFonts w:ascii="Times New Roman" w:hAnsi="Times New Roman"/>
-        </w:rPr>
-        <w:t xml:space="preserve"> C.C.</w:t>
-      </w:r>
-      <w:r>
-        <w:rPr>
-          <w:rFonts w:ascii="Aleo ligth" w:hAnsi="Aleo ligth"/>
-        </w:rPr>
-        <w:t xml:space="preserve"> </w:t>
-      </w:r>
-      <w:r>
-        <w:rPr>
-          <w:rFonts w:ascii="Times New Roman" w:hAnsi="Times New Roman"/>
-          <w:b/>
-          <w:bCs/>
-          <w:color w:val="0070C0"/>
-        </w:rPr>
-        <w:t>{cedula}</w:t>
-      </w:r>
-      <w:r>
-        <w:rPr>
-          <w:rFonts w:ascii="Times New Roman" w:eastAsia="Calibri" w:hAnsi="Times New Roman" w:cs="Times New Roman"/>
-        </w:rPr>
-        <w:t xml:space="preserve">, tenga por cobrar por concepto de devolución de impuestos, por parte de la Administración Tributaria. </w:t>
-      </w:r>
-      <w:r>
-        <w:rPr>
-          <w:rFonts w:ascii="Times New Roman" w:eastAsia="Calibri" w:hAnsi="Times New Roman" w:cs="Times New Roman"/>
-          <w:b/>
-        </w:rPr>
-        <w:t>3</w:t>
-      </w:r>
-      <w:r>
-        <w:rPr>
-          <w:rFonts w:ascii="Times New Roman" w:eastAsia="Calibri" w:hAnsi="Times New Roman" w:cs="Times New Roman"/>
-          <w:b/>
-        </w:rPr>
-        <w:t>.5.)</w:t>
-      </w:r>
-      <w:r>
-        <w:rPr>
-          <w:rFonts w:ascii="Times New Roman" w:eastAsia="Calibri" w:hAnsi="Times New Roman" w:cs="Times New Roman"/>
-        </w:rPr>
-        <w:t xml:space="preserve"> Ofíciese al Servicio Nacional de Contratación Pública SERCOP para que registre que </w:t>
-      </w:r>
-      <w:r>
-        <w:rPr>
-          <w:rFonts w:ascii="Times New Roman" w:eastAsia="Calibri" w:hAnsi="Times New Roman" w:cs="Times New Roman"/>
-        </w:rPr>
-        <w:t>el</w:t>
-      </w:r>
-      <w:r>
-        <w:rPr>
-          <w:rFonts w:ascii="Times New Roman" w:eastAsia="Calibri" w:hAnsi="Times New Roman" w:cs="Times New Roman"/>
-        </w:rPr>
-        <w:t xml:space="preserve"> coactivado</w:t>
-      </w:r>
-      <w:r>
-        <w:rPr>
-          <w:rFonts w:ascii="Times New Roman" w:eastAsia="Calibri" w:hAnsi="Times New Roman" w:cs="Times New Roman"/>
-        </w:rPr>
-        <w:t>,</w:t>
-      </w:r>
-      <w:r>
-        <w:rPr>
-          <w:rFonts w:ascii="Times New Roman" w:eastAsia="Calibri" w:hAnsi="Times New Roman" w:cs="Times New Roman"/>
-        </w:rPr>
-        <w:t xml:space="preserve"> </w:t>
-      </w:r>
-      <w:r>
-        <w:rPr>
-          <w:rFonts w:ascii="Times New Roman" w:hAnsi="Times New Roman"/>
-          <w:b/>
-          <w:color w:val="0070C0"/>
-        </w:rPr>
-        <w:t>{</w:t>
-      </w:r>
-      <w:proofErr w:type="spellStart"/>
-      <w:r>
-        <w:rPr>
-          <w:rFonts w:ascii="Times New Roman" w:hAnsi="Times New Roman"/>
-          <w:b/>
-          <w:color w:val="0070C0"/>
-        </w:rPr>
-        <w:t>razonSocial</w:t>
-      </w:r>
-      <w:proofErr w:type="spellEnd"/>
-      <w:r>
-        <w:rPr>
-          <w:rFonts w:ascii="Times New Roman" w:hAnsi="Times New Roman"/>
-          <w:b/>
-          <w:color w:val="0070C0"/>
-        </w:rPr>
-        <w:t>}</w:t>
-      </w:r>
-      <w:r>
-        <w:rPr>
-          <w:rFonts w:ascii="Aleo ligth" w:hAnsi="Aleo ligth"/>
-        </w:rPr>
-        <w:t xml:space="preserve"> con RUC</w:t>
-      </w:r>
-      <w:r>
-        <w:rPr>
-          <w:rFonts w:ascii="Aleo ligth" w:hAnsi="Aleo ligth"/>
-        </w:rPr>
-        <w:t xml:space="preserve"> </w:t>
-      </w:r>
-      <w:r>
-        <w:rPr>
-          <w:rFonts w:ascii="Times New Roman" w:hAnsi="Times New Roman"/>
-          <w:b/>
-          <w:bCs/>
-          <w:color w:val="0070C0"/>
-        </w:rPr>
-        <w:t>{ruc}</w:t>
-      </w:r>
-      <w:r>
-        <w:rPr>
-          <w:rFonts w:ascii="Times New Roman" w:hAnsi="Times New Roman"/>
-          <w:b/>
-          <w:bCs/>
-          <w:color w:val="0070C0"/>
-        </w:rPr>
-        <w:t xml:space="preserve"> </w:t>
-      </w:r>
-      <w:r>
-        <w:rPr>
-          <w:rFonts w:ascii="Times New Roman" w:hAnsi="Times New Roman"/>
-        </w:rPr>
-        <w:t>y</w:t>
-      </w:r>
-      <w:r>
-        <w:rPr>
-          <w:rFonts w:ascii="Times New Roman" w:hAnsi="Times New Roman"/>
-        </w:rPr>
-        <w:t xml:space="preserve"> </w:t>
-      </w:r>
-      <w:r>
-        <w:rPr>
-          <w:rFonts w:ascii="Times New Roman" w:hAnsi="Times New Roman"/>
-        </w:rPr>
-        <w:t xml:space="preserve">con </w:t>
-      </w:r>
-      <w:r>
-        <w:rPr>
-          <w:rFonts w:ascii="Times New Roman" w:hAnsi="Times New Roman"/>
-        </w:rPr>
-        <w:t>C.C.</w:t>
-      </w:r>
-      <w:r>
-        <w:rPr>
-          <w:rFonts w:ascii="Aleo ligth" w:hAnsi="Aleo ligth"/>
-        </w:rPr>
-        <w:t xml:space="preserve"> </w:t>
-      </w:r>
-      <w:r>
-        <w:rPr>
-          <w:rFonts w:ascii="Times New Roman" w:hAnsi="Times New Roman"/>
-          <w:b/>
-          <w:bCs/>
-          <w:color w:val="0070C0"/>
-        </w:rPr>
-        <w:t>{cedula}</w:t>
-      </w:r>
-      <w:r>
-        <w:rPr>
-          <w:rFonts w:ascii="Times New Roman" w:eastAsia="Calibri" w:hAnsi="Times New Roman" w:cs="Times New Roman"/>
-        </w:rPr>
-        <w:t>, como deudor del IESS, se encuentra inhabilitad</w:t>
-      </w:r>
-      <w:r>
-        <w:rPr>
-          <w:rFonts w:ascii="Times New Roman" w:eastAsia="Calibri" w:hAnsi="Times New Roman" w:cs="Times New Roman"/>
-        </w:rPr>
-        <w:t>o</w:t>
-      </w:r>
-      <w:r>
-        <w:rPr>
-          <w:rFonts w:ascii="Times New Roman" w:eastAsia="Calibri" w:hAnsi="Times New Roman" w:cs="Times New Roman"/>
-        </w:rPr>
-        <w:t xml:space="preserve"> para celebrar contratos con las instituciones públicas, tal como manda el numeral 6 del artículo 62 de la Ley Orgánica del Sistema Nacional de Contratación Pública; </w:t>
-      </w:r>
-      <w:r>
-        <w:rPr>
-          <w:rFonts w:ascii="Times New Roman" w:eastAsia="Calibri" w:hAnsi="Times New Roman" w:cs="Times New Roman"/>
-          <w:b/>
-        </w:rPr>
-        <w:t>3</w:t>
-      </w:r>
-      <w:r>
-        <w:rPr>
-          <w:rFonts w:ascii="Times New Roman" w:eastAsia="Calibri" w:hAnsi="Times New Roman" w:cs="Times New Roman"/>
-          <w:b/>
-        </w:rPr>
-        <w:t>.6)</w:t>
-      </w:r>
-      <w:r>
-        <w:rPr>
-          <w:rFonts w:ascii="Times New Roman" w:eastAsia="Calibri" w:hAnsi="Times New Roman" w:cs="Times New Roman"/>
-        </w:rPr>
-        <w:t xml:space="preserve"> Ofíciese al Ministerio de Trabajo poniendo en conocimiento el procedimiento coactivo in</w:t>
-      </w:r>
-      <w:r>
-        <w:rPr>
-          <w:rFonts w:ascii="Times New Roman" w:eastAsia="Calibri" w:hAnsi="Times New Roman" w:cs="Times New Roman"/>
-        </w:rPr>
-        <w:t>i</w:t>
-      </w:r>
-      <w:r>
-        <w:rPr>
-          <w:rFonts w:ascii="Times New Roman" w:eastAsia="Calibri" w:hAnsi="Times New Roman" w:cs="Times New Roman"/>
-        </w:rPr>
-        <w:t>c</w:t>
-      </w:r>
-      <w:r>
-        <w:rPr>
-          <w:rFonts w:ascii="Times New Roman" w:eastAsia="Calibri" w:hAnsi="Times New Roman" w:cs="Times New Roman"/>
-        </w:rPr>
-        <w:t>i</w:t>
-      </w:r>
-      <w:r>
-        <w:rPr>
-          <w:rFonts w:ascii="Times New Roman" w:eastAsia="Calibri" w:hAnsi="Times New Roman" w:cs="Times New Roman"/>
-        </w:rPr>
-        <w:t xml:space="preserve">ado en contra de, </w:t>
-      </w:r>
-      <w:r>
-        <w:rPr>
-          <w:rFonts w:ascii="Times New Roman" w:hAnsi="Times New Roman"/>
-          <w:b/>
-          <w:bCs/>
-          <w:color w:val="0070C0"/>
-        </w:rPr>
-        <w:t>{</w:t>
-      </w:r>
-      <w:proofErr w:type="spellStart"/>
-      <w:r>
-        <w:rPr>
-          <w:rFonts w:ascii="Times New Roman" w:hAnsi="Times New Roman"/>
-          <w:b/>
-          <w:color w:val="0070C0"/>
-        </w:rPr>
-        <w:t>razonSocial</w:t>
-      </w:r>
-      <w:proofErr w:type="spellEnd"/>
       <w:r>
         <w:rPr>
           <w:rFonts w:ascii="Times New Roman" w:hAnsi="Times New Roman"/>
@@ -2182,106 +1907,96 @@
           <w:kern w:val="0"/>
           <w14:ligatures w14:val="none"/>
         </w:rPr>
-        <w:t xml:space="preserve">Actúe como </w:t>
-      </w:r>
-      <w:proofErr w:type="spellStart"/>
-      <w:r>
-        <w:rPr>
-          <w:rFonts w:ascii="Times New Roman" w:hAnsi="Times New Roman"/>
+        <w:t>Actúe como Secretari</w:t>
+      </w:r>
+      <w:r>
+        <w:rPr>
+          <w:rFonts w:ascii="Times New Roman" w:hAnsi="Times New Roman"/>
+          <w:color w:val="0070C0"/>
           <w:kern w:val="0"/>
           <w14:ligatures w14:val="none"/>
         </w:rPr>
-        <w:t>Secretari</w:t>
-      </w:r>
-      <w:proofErr w:type="spellEnd"/>
-      <w:r>
-        <w:rPr>
-          <w:rFonts w:ascii="Times New Roman" w:hAnsi="Times New Roman"/>
-          <w:color w:val="0070C0"/>
+        <w:t>{genero}</w:t>
+      </w:r>
+      <w:r>
+        <w:rPr>
+          <w:rFonts w:ascii="Times New Roman" w:hAnsi="Times New Roman"/>
           <w:kern w:val="0"/>
           <w14:ligatures w14:val="none"/>
         </w:rPr>
-        <w:t>{genero}</w:t>
-      </w:r>
-      <w:r>
-        <w:rPr>
-          <w:rFonts w:ascii="Times New Roman" w:hAnsi="Times New Roman"/>
+        <w:t xml:space="preserve"> Abogad</w:t>
+      </w:r>
+      <w:r>
+        <w:rPr>
+          <w:rFonts w:ascii="Times New Roman" w:hAnsi="Times New Roman"/>
+          <w:color w:val="0070C0"/>
           <w:kern w:val="0"/>
           <w14:ligatures w14:val="none"/>
         </w:rPr>
-        <w:t xml:space="preserve"> Abogad</w:t>
-      </w:r>
-      <w:r>
-        <w:rPr>
-          <w:rFonts w:ascii="Times New Roman" w:hAnsi="Times New Roman"/>
-          <w:color w:val="0070C0"/>
+        <w:t>{genero}</w:t>
+      </w:r>
+      <w:r>
+        <w:rPr>
+          <w:rFonts w:ascii="Times New Roman" w:hAnsi="Times New Roman"/>
           <w:kern w:val="0"/>
           <w14:ligatures w14:val="none"/>
         </w:rPr>
-        <w:t>{genero}</w:t>
-      </w:r>
-      <w:r>
-        <w:rPr>
-          <w:rFonts w:ascii="Times New Roman" w:hAnsi="Times New Roman"/>
+        <w:t xml:space="preserve"> </w:t>
+      </w:r>
+      <w:r>
+        <w:rPr>
+          <w:rFonts w:ascii="Times New Roman" w:hAnsi="Times New Roman"/>
+          <w:b/>
+          <w:bCs/>
+          <w:color w:val="0070C0"/>
           <w:kern w:val="0"/>
           <w14:ligatures w14:val="none"/>
         </w:rPr>
-        <w:t xml:space="preserve"> </w:t>
-      </w:r>
-      <w:r>
-        <w:rPr>
-          <w:rFonts w:ascii="Times New Roman" w:hAnsi="Times New Roman"/>
-          <w:b/>
-          <w:bCs/>
+        <w:t>{pronombre}</w:t>
+      </w:r>
+      <w:r>
+        <w:rPr>
+          <w:rFonts w:ascii="Times New Roman" w:hAnsi="Times New Roman"/>
           <w:color w:val="0070C0"/>
           <w:kern w:val="0"/>
           <w14:ligatures w14:val="none"/>
         </w:rPr>
-        <w:t>{pronombre}</w:t>
-      </w:r>
-      <w:r>
-        <w:rPr>
-          <w:rFonts w:ascii="Times New Roman" w:hAnsi="Times New Roman"/>
+        <w:t xml:space="preserve"> </w:t>
+      </w:r>
+      <w:r>
+        <w:rPr>
+          <w:rFonts w:ascii="Times New Roman" w:hAnsi="Times New Roman"/>
+          <w:b/>
+          <w:bCs/>
           <w:color w:val="0070C0"/>
           <w:kern w:val="0"/>
           <w14:ligatures w14:val="none"/>
         </w:rPr>
-        <w:t xml:space="preserve"> </w:t>
-      </w:r>
-      <w:r>
-        <w:rPr>
-          <w:rFonts w:ascii="Times New Roman" w:hAnsi="Times New Roman"/>
-          <w:b/>
-          <w:bCs/>
-          <w:color w:val="0070C0"/>
+        <w:t>{abogadoNombreMinusculas}</w:t>
+      </w:r>
+      <w:r>
+        <w:rPr>
+          <w:rFonts w:ascii="Times New Roman" w:hAnsi="Times New Roman"/>
           <w:kern w:val="0"/>
           <w14:ligatures w14:val="none"/>
         </w:rPr>
-        <w:t>{</w:t>
-      </w:r>
-      <w:proofErr w:type="spellStart"/>
-      <w:r>
-        <w:rPr>
-          <w:rFonts w:ascii="Times New Roman" w:hAnsi="Times New Roman"/>
-          <w:b/>
-          <w:bCs/>
-          <w:color w:val="0070C0"/>
+        <w:t xml:space="preserve">, quien hallándose presente acepta el cargo y jura desempeñarlo fiel y legalmente, firmando para constancia con </w:t>
+      </w:r>
+      <w:r>
+        <w:rPr>
+          <w:rFonts w:ascii="Times New Roman" w:hAnsi="Times New Roman"/>
           <w:kern w:val="0"/>
           <w14:ligatures w14:val="none"/>
         </w:rPr>
-        <w:t>abogadoNombreMinusculas</w:t>
-      </w:r>
-      <w:proofErr w:type="spellEnd"/>
-      <w:r>
-        <w:rPr>
-          <w:rFonts w:ascii="Times New Roman" w:hAnsi="Times New Roman"/>
-          <w:b/>
-          <w:bCs/>
-          <w:color w:val="0070C0"/>
+        <w:t>el</w:t>
+      </w:r>
+      <w:r>
+        <w:rPr>
+          <w:rFonts w:ascii="Times New Roman" w:hAnsi="Times New Roman"/>
           <w:kern w:val="0"/>
           <w14:ligatures w14:val="none"/>
         </w:rPr>
-        <w:t>}</w:t>
+        <w:t xml:space="preserve"> Director Provincial de Pichincha Encargad</w:t>
       </w:r>
       <w:r>
         <w:rPr>
@@ -2289,25 +2004,15 @@
           <w:kern w:val="0"/>
           <w14:ligatures w14:val="none"/>
         </w:rPr>
-        <w:t xml:space="preserve">, quien hallándose presente acepta el cargo y jura desempeñarlo fiel y legalmente, firmando para constancia con la </w:t>
-      </w:r>
-      <w:proofErr w:type="gramStart"/>
+        <w:t>o</w:t>
+      </w:r>
       <w:r>
         <w:rPr>
           <w:rFonts w:ascii="Times New Roman" w:hAnsi="Times New Roman"/>
           <w:kern w:val="0"/>
           <w14:ligatures w14:val="none"/>
         </w:rPr>
-        <w:t>Directora Provincial</w:t>
-      </w:r>
-      <w:proofErr w:type="gramEnd"/>
-      <w:r>
-        <w:rPr>
-          <w:rFonts w:ascii="Times New Roman" w:hAnsi="Times New Roman"/>
-          <w:kern w:val="0"/>
-          <w14:ligatures w14:val="none"/>
-        </w:rPr>
-        <w:t xml:space="preserve"> de Pichincha Encargada y/o Ejecutor de Coactiva. - </w:t>
+        <w:t xml:space="preserve"> y/o Ejecutor de Coactiva. - </w:t>
       </w:r>
       <w:r>
         <w:rPr>
@@ -2316,27 +2021,7 @@
           <w:szCs w:val="20"/>
           <w:lang w:val="es-MX"/>
         </w:rPr>
-        <w:t xml:space="preserve">Se previene a la parte coactivada la obligación de señalar un medio legal para futuras </w:t>
-      </w:r>
-      <w:proofErr w:type="gramStart"/>
-      <w:r>
-        <w:rPr>
-          <w:rFonts w:ascii="Times New Roman" w:hAnsi="Times New Roman" w:cs="Times New Roman"/>
-          <w:sz w:val="20"/>
-          <w:szCs w:val="20"/>
-          <w:lang w:val="es-MX"/>
-        </w:rPr>
-        <w:t>notificaciones.-</w:t>
-      </w:r>
-      <w:proofErr w:type="gramEnd"/>
-      <w:r>
-        <w:rPr>
-          <w:rFonts w:ascii="Times New Roman" w:hAnsi="Times New Roman" w:cs="Times New Roman"/>
-          <w:sz w:val="20"/>
-          <w:szCs w:val="20"/>
-          <w:lang w:val="es-MX"/>
-        </w:rPr>
-        <w:t xml:space="preserve"> </w:t>
+        <w:t xml:space="preserve">Se previene a la parte coactivada la obligación de señalar un medio legal para futuras notificaciones.- </w:t>
       </w:r>
       <w:r>
         <w:rPr>
@@ -2395,20 +2080,30 @@
           <w:bCs/>
         </w:rPr>
       </w:pPr>
-      <w:proofErr w:type="spellStart"/>
-      <w:r>
-        <w:rPr>
-          <w:rFonts w:ascii="Times New Roman" w:hAnsi="Times New Roman" w:cs="Times New Roman"/>
-        </w:rPr>
-        <w:t>Mgs</w:t>
-      </w:r>
-      <w:proofErr w:type="spellEnd"/>
-      <w:r>
-        <w:rPr>
-          <w:rFonts w:ascii="Times New Roman" w:hAnsi="Times New Roman" w:cs="Times New Roman"/>
-        </w:rPr>
-        <w:t>. Johanna Mariela Vásquez Bravo.</w:t>
-      </w:r>
+      <w:bookmarkStart w:id="4" w:name="_Hlk218587917"/>
+      <w:bookmarkStart w:id="5" w:name="_Hlk218588272"/>
+      <w:bookmarkStart w:id="6" w:name="_Hlk218589207"/>
+      <w:r>
+        <w:rPr>
+          <w:rFonts w:ascii="Times New Roman" w:hAnsi="Times New Roman"/>
+        </w:rPr>
+        <w:t xml:space="preserve">Ing. Benítez Estrella Christian </w:t>
+      </w:r>
+      <w:bookmarkEnd w:id="4"/>
+      <w:r>
+        <w:rPr>
+          <w:rFonts w:ascii="Times New Roman" w:hAnsi="Times New Roman"/>
+        </w:rPr>
+        <w:t>Sebastián</w:t>
+      </w:r>
+      <w:bookmarkEnd w:id="5"/>
+      <w:r>
+        <w:rPr>
+          <w:rFonts w:ascii="Times New Roman" w:hAnsi="Times New Roman" w:cs="Times New Roman"/>
+        </w:rPr>
+        <w:t>.</w:t>
+      </w:r>
+      <w:bookmarkEnd w:id="6"/>
       <w:r>
         <w:rPr>
           <w:rFonts w:ascii="Times New Roman" w:hAnsi="Times New Roman" w:cs="Times New Roman"/>
@@ -2429,32 +2124,10 @@
       </w:r>
       <w:r>
         <w:rPr>
-          <w:rFonts w:ascii="Times New Roman" w:hAnsi="Times New Roman" w:cs="Times New Roman"/>
-        </w:rPr>
-        <w:tab/>
-      </w:r>
-      <w:r>
-        <w:rPr>
-          <w:rFonts w:ascii="Times New Roman" w:hAnsi="Times New Roman"/>
-          <w:color w:val="0070C0"/>
-        </w:rPr>
-        <w:t>{</w:t>
-      </w:r>
-      <w:proofErr w:type="spellStart"/>
-      <w:r>
-        <w:rPr>
-          <w:rFonts w:ascii="Times New Roman" w:hAnsi="Times New Roman"/>
-          <w:color w:val="0070C0"/>
-        </w:rPr>
-        <w:t>abogadoNombreMinusculas</w:t>
-      </w:r>
-      <w:proofErr w:type="spellEnd"/>
-      <w:r>
-        <w:rPr>
-          <w:rFonts w:ascii="Times New Roman" w:hAnsi="Times New Roman"/>
-          <w:color w:val="0070C0"/>
-        </w:rPr>
-        <w:t>}</w:t>
+          <w:rFonts w:ascii="Times New Roman" w:hAnsi="Times New Roman"/>
+          <w:color w:val="0070C0"/>
+        </w:rPr>
+        <w:t>{abogadoNombreMinusculas}</w:t>
       </w:r>
     </w:p>
     <w:p>
@@ -2529,27 +2202,7 @@
           <w:bCs/>
           <w:color w:val="0070C0"/>
         </w:rPr>
-        <w:t>{</w:t>
-      </w:r>
-      <w:proofErr w:type="spellStart"/>
-      <w:r>
-        <w:rPr>
-          <w:rFonts w:ascii="Times New Roman" w:hAnsi="Times New Roman"/>
-          <w:b/>
-          <w:bCs/>
-          <w:color w:val="0070C0"/>
-        </w:rPr>
-        <w:t>fechaProvidencia</w:t>
-      </w:r>
-      <w:proofErr w:type="spellEnd"/>
-      <w:r>
-        <w:rPr>
-          <w:rFonts w:ascii="Times New Roman" w:hAnsi="Times New Roman"/>
-          <w:b/>
-          <w:bCs/>
-          <w:color w:val="0070C0"/>
-        </w:rPr>
-        <w:t>}</w:t>
+        <w:t>{fechaProvidencia}</w:t>
       </w:r>
     </w:p>
     <w:p>
@@ -2598,23 +2251,7 @@
           <w:rFonts w:ascii="Times New Roman" w:hAnsi="Times New Roman"/>
           <w:color w:val="0070C0"/>
         </w:rPr>
-        <w:t>{</w:t>
-      </w:r>
-      <w:proofErr w:type="spellStart"/>
-      <w:r>
-        <w:rPr>
-          <w:rFonts w:ascii="Times New Roman" w:hAnsi="Times New Roman"/>
-          <w:color w:val="0070C0"/>
-        </w:rPr>
-        <w:t>abogadoNombreMinusculas</w:t>
-      </w:r>
-      <w:proofErr w:type="spellEnd"/>
-      <w:r>
-        <w:rPr>
-          <w:rFonts w:ascii="Times New Roman" w:hAnsi="Times New Roman"/>
-          <w:color w:val="0070C0"/>
-        </w:rPr>
-        <w:t>}</w:t>
+        <w:t>{abogadoNombreMinusculas}</w:t>
       </w:r>
     </w:p>
     <w:p>
